--- a/Документация JobRunner (Domain).docx
+++ b/Документация JobRunner (Domain).docx
@@ -4,328 +4,3940 @@
   <w:body>
     <w:p>
       <w:pPr>
-        <w:rPr>
+        <w:spacing w:after="0" w:line="360" w:lineRule="auto"/>
+        <w:ind w:firstLine="708"/>
+        <w:jc w:val="center"/>
+        <w:rPr>
+          <w:rFonts w:ascii="Times New Roman" w:eastAsia="Times New Roman" w:hAnsi="Times New Roman" w:cs="Times New Roman"/>
+          <w:color w:val="000000"/>
+          <w:sz w:val="28"/>
+          <w:szCs w:val="28"/>
+          <w:lang w:eastAsia="ru-RU"/>
+        </w:rPr>
+      </w:pPr>
+      <w:r>
+        <w:rPr>
+          <w:rFonts w:ascii="Times New Roman" w:eastAsia="Times New Roman" w:hAnsi="Times New Roman" w:cs="Times New Roman"/>
+          <w:color w:val="000000"/>
+          <w:sz w:val="28"/>
+          <w:szCs w:val="28"/>
+          <w:lang w:eastAsia="ru-RU"/>
+        </w:rPr>
+        <w:t>МИНИСТЕРСТВО ОБРАЗОВАНИЯ И НАУКИ РФ</w:t>
+      </w:r>
+    </w:p>
+    <w:p>
+      <w:pPr>
+        <w:spacing w:after="0" w:line="360" w:lineRule="auto"/>
+        <w:jc w:val="center"/>
+        <w:rPr>
+          <w:rFonts w:ascii="Times New Roman" w:eastAsia="Times New Roman" w:hAnsi="Times New Roman" w:cs="Times New Roman"/>
+          <w:color w:val="000000"/>
+          <w:sz w:val="28"/>
+          <w:szCs w:val="28"/>
+          <w:lang w:eastAsia="ru-RU"/>
+        </w:rPr>
+      </w:pPr>
+      <w:r>
+        <w:rPr>
+          <w:rFonts w:ascii="Times New Roman" w:eastAsia="Times New Roman" w:hAnsi="Times New Roman" w:cs="Times New Roman"/>
+          <w:color w:val="000000"/>
+          <w:sz w:val="28"/>
+          <w:szCs w:val="28"/>
+          <w:lang w:eastAsia="ru-RU"/>
+        </w:rPr>
+        <w:t xml:space="preserve">ВЛАДИВОСТОКСКИЙ ГОСУДАРСТВЕННЫЙ УНИВЕРСИТЕТ </w:t>
+      </w:r>
+    </w:p>
+    <w:p>
+      <w:pPr>
+        <w:spacing w:after="0" w:line="360" w:lineRule="auto"/>
+        <w:jc w:val="center"/>
+        <w:rPr>
+          <w:rFonts w:ascii="Times New Roman" w:eastAsia="Times New Roman" w:hAnsi="Times New Roman" w:cs="Times New Roman"/>
+          <w:color w:val="000000"/>
+          <w:sz w:val="28"/>
+          <w:szCs w:val="28"/>
+          <w:lang w:eastAsia="ru-RU"/>
+        </w:rPr>
+      </w:pPr>
+      <w:r>
+        <w:rPr>
+          <w:rFonts w:ascii="Times New Roman" w:eastAsia="Times New Roman" w:hAnsi="Times New Roman" w:cs="Times New Roman"/>
+          <w:color w:val="000000"/>
+          <w:sz w:val="28"/>
+          <w:szCs w:val="28"/>
+          <w:lang w:eastAsia="ru-RU"/>
+        </w:rPr>
+        <w:t>ЭКОНОМИКИ И СЕРВИСА</w:t>
+      </w:r>
+    </w:p>
+    <w:p>
+      <w:pPr>
+        <w:spacing w:after="0" w:line="360" w:lineRule="auto"/>
+        <w:jc w:val="center"/>
+        <w:rPr>
+          <w:rFonts w:ascii="Times New Roman" w:eastAsia="Times New Roman" w:hAnsi="Times New Roman" w:cs="Times New Roman"/>
+          <w:color w:val="000000"/>
+          <w:sz w:val="28"/>
+          <w:szCs w:val="28"/>
+          <w:lang w:eastAsia="ru-RU"/>
+        </w:rPr>
+      </w:pPr>
+      <w:r>
+        <w:rPr>
+          <w:rFonts w:ascii="Times New Roman" w:eastAsia="Times New Roman" w:hAnsi="Times New Roman" w:cs="Times New Roman"/>
+          <w:color w:val="000000"/>
+          <w:sz w:val="28"/>
+          <w:szCs w:val="28"/>
+          <w:lang w:eastAsia="ru-RU"/>
+        </w:rPr>
+        <w:t>ИНСТИТУТ ИНФОРМАЦИОННЫХ ТЕХНОЛОГИЙ</w:t>
+      </w:r>
+    </w:p>
+    <w:p>
+      <w:pPr>
+        <w:spacing w:after="0" w:line="360" w:lineRule="auto"/>
+        <w:jc w:val="center"/>
+        <w:rPr>
+          <w:rFonts w:ascii="Times New Roman" w:eastAsia="Times New Roman" w:hAnsi="Times New Roman" w:cs="Times New Roman"/>
+          <w:color w:val="000000"/>
+          <w:sz w:val="28"/>
+          <w:szCs w:val="28"/>
+          <w:lang w:eastAsia="ru-RU"/>
+        </w:rPr>
+      </w:pPr>
+      <w:r>
+        <w:rPr>
+          <w:rFonts w:ascii="Times New Roman" w:eastAsia="Times New Roman" w:hAnsi="Times New Roman" w:cs="Times New Roman"/>
+          <w:color w:val="000000"/>
+          <w:sz w:val="28"/>
+          <w:szCs w:val="28"/>
+          <w:lang w:eastAsia="ru-RU"/>
+        </w:rPr>
+        <w:t>КАФЕДРА ИНФОРМАЦИОННЫХ ТЕХНОЛОГИЙ И СИСТЕМ</w:t>
+      </w:r>
+    </w:p>
+    <w:p>
+      <w:pPr>
+        <w:spacing w:after="0" w:line="360" w:lineRule="auto"/>
+        <w:jc w:val="center"/>
+        <w:rPr>
+          <w:rFonts w:ascii="Times New Roman" w:eastAsia="Times New Roman" w:hAnsi="Times New Roman" w:cs="Times New Roman"/>
+          <w:color w:val="000000"/>
+          <w:sz w:val="24"/>
+          <w:szCs w:val="24"/>
+          <w:lang w:eastAsia="ru-RU"/>
+        </w:rPr>
+      </w:pPr>
+    </w:p>
+    <w:p>
+      <w:pPr>
+        <w:spacing w:after="0" w:line="360" w:lineRule="auto"/>
+        <w:jc w:val="center"/>
+        <w:rPr>
+          <w:rFonts w:ascii="Times New Roman" w:eastAsia="Times New Roman" w:hAnsi="Times New Roman" w:cs="Times New Roman"/>
+          <w:color w:val="000000"/>
+          <w:sz w:val="24"/>
+          <w:szCs w:val="24"/>
+          <w:lang w:eastAsia="ru-RU"/>
+        </w:rPr>
+      </w:pPr>
+    </w:p>
+    <w:p>
+      <w:pPr>
+        <w:spacing w:after="0" w:line="360" w:lineRule="auto"/>
+        <w:jc w:val="center"/>
+        <w:rPr>
+          <w:rFonts w:ascii="Times New Roman" w:eastAsia="Times New Roman" w:hAnsi="Times New Roman" w:cs="Times New Roman"/>
+          <w:color w:val="000000"/>
+          <w:sz w:val="24"/>
+          <w:szCs w:val="24"/>
+          <w:lang w:eastAsia="ru-RU"/>
+        </w:rPr>
+      </w:pPr>
+    </w:p>
+    <w:p>
+      <w:pPr>
+        <w:spacing w:after="0" w:line="360" w:lineRule="auto"/>
+        <w:jc w:val="center"/>
+        <w:rPr>
+          <w:rFonts w:ascii="Times New Roman" w:eastAsia="Times New Roman" w:hAnsi="Times New Roman" w:cs="Times New Roman"/>
+          <w:color w:val="000000"/>
+          <w:sz w:val="24"/>
+          <w:szCs w:val="24"/>
+          <w:lang w:eastAsia="ru-RU"/>
+        </w:rPr>
+      </w:pPr>
+    </w:p>
+    <w:p>
+      <w:pPr>
+        <w:spacing w:after="0" w:line="360" w:lineRule="auto"/>
+        <w:jc w:val="center"/>
+        <w:rPr>
+          <w:rFonts w:ascii="Times New Roman" w:eastAsia="Times New Roman" w:hAnsi="Times New Roman" w:cs="Times New Roman"/>
+          <w:color w:val="000000"/>
+          <w:sz w:val="24"/>
+          <w:szCs w:val="24"/>
+          <w:lang w:eastAsia="ru-RU"/>
+        </w:rPr>
+      </w:pPr>
+    </w:p>
+    <w:p>
+      <w:pPr>
+        <w:spacing w:after="0" w:line="360" w:lineRule="auto"/>
+        <w:jc w:val="center"/>
+        <w:rPr>
+          <w:rFonts w:ascii="Times New Roman" w:eastAsia="Times New Roman" w:hAnsi="Times New Roman" w:cs="Times New Roman"/>
+          <w:color w:val="000000"/>
+          <w:sz w:val="24"/>
+          <w:szCs w:val="24"/>
+          <w:lang w:eastAsia="ru-RU"/>
+        </w:rPr>
+      </w:pPr>
+    </w:p>
+    <w:p>
+      <w:pPr>
+        <w:spacing w:after="0" w:line="360" w:lineRule="auto"/>
+        <w:jc w:val="center"/>
+        <w:rPr>
+          <w:rFonts w:ascii="Times New Roman" w:eastAsia="Times New Roman" w:hAnsi="Times New Roman" w:cs="Times New Roman"/>
+          <w:color w:val="000000"/>
+          <w:sz w:val="24"/>
+          <w:szCs w:val="24"/>
+          <w:lang w:eastAsia="ru-RU"/>
+        </w:rPr>
+      </w:pPr>
+    </w:p>
+    <w:p>
+      <w:pPr>
+        <w:spacing w:after="0" w:line="360" w:lineRule="auto"/>
+        <w:jc w:val="center"/>
+        <w:rPr>
+          <w:rFonts w:ascii="Times New Roman" w:eastAsia="Times New Roman" w:hAnsi="Times New Roman" w:cs="Times New Roman"/>
+          <w:color w:val="000000"/>
+          <w:sz w:val="40"/>
+          <w:szCs w:val="40"/>
+          <w:lang w:eastAsia="ru-RU"/>
+        </w:rPr>
+      </w:pPr>
+      <w:r>
+        <w:rPr>
+          <w:rFonts w:ascii="Times New Roman" w:eastAsia="Times New Roman" w:hAnsi="Times New Roman" w:cs="Times New Roman"/>
+          <w:color w:val="000000"/>
+          <w:sz w:val="40"/>
+          <w:szCs w:val="40"/>
+          <w:lang w:eastAsia="ru-RU"/>
+        </w:rPr>
+        <w:t>ДОКУМЕНТАЦИЯ</w:t>
+      </w:r>
+    </w:p>
+    <w:p>
+      <w:pPr>
+        <w:spacing w:after="0" w:line="360" w:lineRule="auto"/>
+        <w:jc w:val="center"/>
+        <w:rPr>
+          <w:rFonts w:ascii="Times New Roman" w:eastAsia="Times New Roman" w:hAnsi="Times New Roman" w:cs="Times New Roman"/>
+          <w:color w:val="000000"/>
+          <w:sz w:val="36"/>
+          <w:szCs w:val="36"/>
+          <w:lang w:eastAsia="ru-RU"/>
+        </w:rPr>
+      </w:pPr>
+      <w:r>
+        <w:rPr>
+          <w:rFonts w:ascii="Times New Roman" w:eastAsia="Times New Roman" w:hAnsi="Times New Roman" w:cs="Times New Roman"/>
+          <w:color w:val="000000"/>
+          <w:sz w:val="36"/>
+          <w:szCs w:val="36"/>
+          <w:lang w:eastAsia="ru-RU"/>
+        </w:rPr>
+        <w:t xml:space="preserve">по </w:t>
+      </w:r>
+      <w:r>
+        <w:rPr>
+          <w:rFonts w:ascii="Times New Roman" w:eastAsia="Times New Roman" w:hAnsi="Times New Roman" w:cs="Times New Roman"/>
+          <w:color w:val="000000"/>
+          <w:sz w:val="36"/>
+          <w:szCs w:val="36"/>
+          <w:lang w:eastAsia="ru-RU"/>
+        </w:rPr>
+        <w:t>библиотеке</w:t>
+      </w:r>
+      <w:r>
+        <w:rPr>
+          <w:rFonts w:ascii="Times New Roman" w:eastAsia="Times New Roman" w:hAnsi="Times New Roman" w:cs="Times New Roman"/>
+          <w:color w:val="000000"/>
+          <w:sz w:val="36"/>
+          <w:szCs w:val="36"/>
+          <w:lang w:eastAsia="ru-RU"/>
+        </w:rPr>
+        <w:t xml:space="preserve"> «</w:t>
+      </w:r>
+      <w:proofErr w:type="spellStart"/>
+      <w:r>
+        <w:rPr>
+          <w:rFonts w:ascii="Times New Roman" w:eastAsia="Times New Roman" w:hAnsi="Times New Roman" w:cs="Times New Roman"/>
+          <w:color w:val="000000"/>
+          <w:sz w:val="36"/>
+          <w:szCs w:val="36"/>
+          <w:lang w:val="en-US" w:eastAsia="ru-RU"/>
+        </w:rPr>
+        <w:t>JobRunner</w:t>
+      </w:r>
+      <w:proofErr w:type="spellEnd"/>
+      <w:r>
+        <w:rPr>
+          <w:rFonts w:ascii="Times New Roman" w:eastAsia="Times New Roman" w:hAnsi="Times New Roman" w:cs="Times New Roman"/>
+          <w:color w:val="000000"/>
+          <w:sz w:val="36"/>
+          <w:szCs w:val="36"/>
+          <w:lang w:eastAsia="ru-RU"/>
+        </w:rPr>
+        <w:t>»</w:t>
+      </w:r>
+    </w:p>
+    <w:p>
+      <w:pPr>
+        <w:spacing w:after="0" w:line="360" w:lineRule="auto"/>
+        <w:jc w:val="center"/>
+        <w:rPr>
+          <w:rFonts w:ascii="Times New Roman" w:eastAsia="Times New Roman" w:hAnsi="Times New Roman" w:cs="Times New Roman"/>
+          <w:color w:val="000000"/>
+          <w:sz w:val="36"/>
+          <w:szCs w:val="36"/>
+          <w:lang w:eastAsia="ru-RU"/>
+        </w:rPr>
+      </w:pPr>
+    </w:p>
+    <w:p>
+      <w:pPr>
+        <w:spacing w:after="0" w:line="360" w:lineRule="auto"/>
+        <w:jc w:val="center"/>
+        <w:rPr>
+          <w:rFonts w:ascii="Times New Roman" w:eastAsia="Times New Roman" w:hAnsi="Times New Roman" w:cs="Times New Roman"/>
+          <w:color w:val="000000"/>
+          <w:sz w:val="28"/>
+          <w:szCs w:val="28"/>
+          <w:lang w:eastAsia="ru-RU"/>
+        </w:rPr>
+      </w:pPr>
+    </w:p>
+    <w:p>
+      <w:pPr>
+        <w:spacing w:after="0" w:line="360" w:lineRule="auto"/>
+        <w:jc w:val="center"/>
+        <w:rPr>
+          <w:rFonts w:ascii="Times New Roman" w:eastAsia="Times New Roman" w:hAnsi="Times New Roman" w:cs="Times New Roman"/>
+          <w:color w:val="000000"/>
+          <w:sz w:val="28"/>
+          <w:szCs w:val="28"/>
+          <w:lang w:eastAsia="ru-RU"/>
+        </w:rPr>
+      </w:pPr>
+    </w:p>
+    <w:p>
+      <w:pPr>
+        <w:spacing w:after="0" w:line="360" w:lineRule="auto"/>
+        <w:jc w:val="center"/>
+        <w:rPr>
+          <w:rFonts w:ascii="Times New Roman" w:eastAsia="Times New Roman" w:hAnsi="Times New Roman" w:cs="Times New Roman"/>
+          <w:color w:val="000000"/>
+          <w:sz w:val="28"/>
+          <w:szCs w:val="28"/>
+          <w:lang w:eastAsia="ru-RU"/>
+        </w:rPr>
+      </w:pPr>
+    </w:p>
+    <w:p>
+      <w:pPr>
+        <w:spacing w:after="0" w:line="360" w:lineRule="auto"/>
+        <w:jc w:val="center"/>
+        <w:rPr>
+          <w:rFonts w:ascii="Times New Roman" w:eastAsia="Times New Roman" w:hAnsi="Times New Roman" w:cs="Times New Roman"/>
+          <w:color w:val="000000"/>
+          <w:sz w:val="28"/>
+          <w:szCs w:val="28"/>
+          <w:lang w:eastAsia="ru-RU"/>
+        </w:rPr>
+      </w:pPr>
+    </w:p>
+    <w:p>
+      <w:pPr>
+        <w:spacing w:after="0" w:line="360" w:lineRule="auto"/>
+        <w:jc w:val="both"/>
+        <w:rPr>
+          <w:rFonts w:ascii="Times New Roman" w:eastAsia="Times New Roman" w:hAnsi="Times New Roman" w:cs="Times New Roman"/>
+          <w:color w:val="000000"/>
+          <w:sz w:val="28"/>
+          <w:szCs w:val="28"/>
+          <w:lang w:eastAsia="ru-RU"/>
+        </w:rPr>
+      </w:pPr>
+      <w:r>
+        <w:rPr>
+          <w:rFonts w:ascii="Times New Roman" w:eastAsia="Times New Roman" w:hAnsi="Times New Roman" w:cs="Times New Roman"/>
+          <w:color w:val="000000"/>
+          <w:sz w:val="28"/>
+          <w:szCs w:val="28"/>
+          <w:lang w:eastAsia="ru-RU"/>
+        </w:rPr>
+        <w:t>Студент</w:t>
+      </w:r>
+    </w:p>
+    <w:p>
+      <w:pPr>
+        <w:spacing w:after="0" w:line="360" w:lineRule="auto"/>
+        <w:jc w:val="both"/>
+        <w:rPr>
+          <w:rFonts w:ascii="Times New Roman" w:eastAsia="Times New Roman" w:hAnsi="Times New Roman" w:cs="Times New Roman"/>
+          <w:color w:val="000000"/>
+          <w:sz w:val="28"/>
+          <w:szCs w:val="28"/>
+          <w:lang w:eastAsia="ru-RU"/>
+        </w:rPr>
+      </w:pPr>
+      <w:r>
+        <w:rPr>
+          <w:rFonts w:ascii="Times New Roman" w:eastAsia="Times New Roman" w:hAnsi="Times New Roman" w:cs="Times New Roman"/>
+          <w:color w:val="000000"/>
+          <w:sz w:val="28"/>
+          <w:szCs w:val="28"/>
+          <w:lang w:eastAsia="ru-RU"/>
+        </w:rPr>
+        <w:t>гр. БПИ</w:t>
+      </w:r>
+      <w:r>
+        <w:rPr>
+          <w:rFonts w:ascii="Times New Roman" w:eastAsia="Times New Roman" w:hAnsi="Times New Roman" w:cs="Times New Roman"/>
+          <w:color w:val="000000"/>
+          <w:sz w:val="28"/>
+          <w:szCs w:val="28"/>
+          <w:lang w:eastAsia="ru-RU"/>
+        </w:rPr>
+        <w:t>-23</w:t>
+      </w:r>
+      <w:r>
+        <w:rPr>
+          <w:rFonts w:ascii="Times New Roman" w:eastAsia="Times New Roman" w:hAnsi="Times New Roman" w:cs="Times New Roman"/>
+          <w:color w:val="000000"/>
+          <w:sz w:val="28"/>
+          <w:szCs w:val="28"/>
+          <w:lang w:eastAsia="ru-RU"/>
+        </w:rPr>
+        <w:t>-01</w:t>
+      </w:r>
+      <w:r>
+        <w:rPr>
+          <w:rFonts w:ascii="Times New Roman" w:eastAsia="Times New Roman" w:hAnsi="Times New Roman" w:cs="Times New Roman"/>
+          <w:color w:val="000000"/>
+          <w:sz w:val="28"/>
+          <w:szCs w:val="28"/>
+          <w:lang w:eastAsia="ru-RU"/>
+        </w:rPr>
+        <w:tab/>
+        <w:t xml:space="preserve">__________________________________ </w:t>
+      </w:r>
+      <w:r>
+        <w:rPr>
+          <w:rFonts w:ascii="Times New Roman" w:eastAsia="Times New Roman" w:hAnsi="Times New Roman" w:cs="Times New Roman"/>
+          <w:color w:val="000000"/>
+          <w:sz w:val="28"/>
+          <w:szCs w:val="28"/>
+          <w:lang w:eastAsia="ru-RU"/>
+        </w:rPr>
+        <w:t>К.Г. Кротов</w:t>
+      </w:r>
+    </w:p>
+    <w:p>
+      <w:pPr>
+        <w:spacing w:after="0" w:line="360" w:lineRule="auto"/>
+        <w:jc w:val="both"/>
+        <w:rPr>
+          <w:rFonts w:ascii="Times New Roman" w:eastAsia="Times New Roman" w:hAnsi="Times New Roman" w:cs="Times New Roman"/>
+          <w:color w:val="000000"/>
+          <w:sz w:val="28"/>
+          <w:szCs w:val="28"/>
+          <w:lang w:eastAsia="ru-RU"/>
+        </w:rPr>
+      </w:pPr>
+    </w:p>
+    <w:p>
+      <w:pPr>
+        <w:spacing w:after="0" w:line="360" w:lineRule="auto"/>
+        <w:jc w:val="both"/>
+        <w:rPr>
+          <w:rFonts w:ascii="Times New Roman" w:eastAsia="Times New Roman" w:hAnsi="Times New Roman" w:cs="Times New Roman"/>
+          <w:color w:val="000000"/>
+          <w:sz w:val="28"/>
+          <w:szCs w:val="28"/>
+          <w:lang w:eastAsia="ru-RU"/>
+        </w:rPr>
+      </w:pPr>
+      <w:r>
+        <w:rPr>
+          <w:rFonts w:ascii="Times New Roman" w:eastAsia="Times New Roman" w:hAnsi="Times New Roman" w:cs="Times New Roman"/>
+          <w:color w:val="000000"/>
+          <w:sz w:val="28"/>
+          <w:szCs w:val="28"/>
+          <w:lang w:eastAsia="ru-RU"/>
+        </w:rPr>
+        <w:t>Руководитель</w:t>
+      </w:r>
+    </w:p>
+    <w:p>
+      <w:pPr>
+        <w:tabs>
+          <w:tab w:val="left" w:pos="440"/>
+          <w:tab w:val="right" w:pos="9344"/>
+        </w:tabs>
+        <w:spacing w:after="0" w:line="270" w:lineRule="auto"/>
+        <w:ind w:right="459"/>
+        <w:rPr>
+          <w:rFonts w:ascii="Times New Roman" w:eastAsia="Times New Roman" w:hAnsi="Times New Roman" w:cs="Times New Roman"/>
+          <w:color w:val="FF0000"/>
+          <w:sz w:val="24"/>
+          <w:szCs w:val="24"/>
+          <w:lang w:eastAsia="ru-RU"/>
+        </w:rPr>
+      </w:pPr>
+      <w:r>
+        <w:rPr>
+          <w:rFonts w:ascii="Times New Roman" w:eastAsia="Times New Roman" w:hAnsi="Times New Roman" w:cs="Times New Roman"/>
+          <w:sz w:val="28"/>
+          <w:szCs w:val="28"/>
+          <w:lang w:eastAsia="ru-RU"/>
+        </w:rPr>
+        <w:t xml:space="preserve">канд. </w:t>
+      </w:r>
+      <w:r>
+        <w:rPr>
+          <w:rFonts w:ascii="Times New Roman" w:eastAsia="Times New Roman" w:hAnsi="Times New Roman" w:cs="Times New Roman"/>
+          <w:sz w:val="28"/>
+          <w:szCs w:val="28"/>
+          <w:lang w:eastAsia="ru-RU"/>
+        </w:rPr>
+        <w:t>эконом</w:t>
+      </w:r>
+      <w:r>
+        <w:rPr>
+          <w:rFonts w:ascii="Times New Roman" w:eastAsia="Times New Roman" w:hAnsi="Times New Roman" w:cs="Times New Roman"/>
+          <w:sz w:val="28"/>
+          <w:szCs w:val="28"/>
+          <w:lang w:eastAsia="ru-RU"/>
+        </w:rPr>
+        <w:t xml:space="preserve">. наук, доцент  </w:t>
+      </w:r>
+      <w:r>
+        <w:rPr>
+          <w:rFonts w:ascii="Times New Roman" w:eastAsia="Times New Roman" w:hAnsi="Times New Roman" w:cs="Times New Roman"/>
+          <w:color w:val="000000"/>
+          <w:sz w:val="28"/>
+          <w:szCs w:val="28"/>
+          <w:lang w:eastAsia="ru-RU"/>
+        </w:rPr>
+        <w:t xml:space="preserve">_____________________ </w:t>
+      </w:r>
+      <w:r>
+        <w:rPr>
+          <w:rFonts w:ascii="Times New Roman" w:eastAsia="Times New Roman" w:hAnsi="Times New Roman" w:cs="Times New Roman"/>
+          <w:color w:val="000000"/>
+          <w:sz w:val="28"/>
+          <w:szCs w:val="28"/>
+          <w:lang w:eastAsia="ru-RU"/>
+        </w:rPr>
+        <w:t>В.В</w:t>
+      </w:r>
+      <w:r>
+        <w:rPr>
+          <w:rFonts w:ascii="Times New Roman" w:eastAsia="Times New Roman" w:hAnsi="Times New Roman" w:cs="Times New Roman"/>
+          <w:color w:val="000000"/>
+          <w:sz w:val="28"/>
+          <w:szCs w:val="28"/>
+          <w:lang w:eastAsia="ru-RU"/>
+        </w:rPr>
+        <w:t>. Ивин</w:t>
+      </w:r>
+    </w:p>
+    <w:p>
+      <w:pPr>
+        <w:spacing w:after="0" w:line="360" w:lineRule="auto"/>
+        <w:jc w:val="both"/>
+        <w:rPr>
+          <w:rFonts w:ascii="Times New Roman" w:eastAsia="Times New Roman" w:hAnsi="Times New Roman" w:cs="Times New Roman"/>
+          <w:color w:val="000000"/>
+          <w:sz w:val="28"/>
+          <w:szCs w:val="28"/>
+          <w:lang w:eastAsia="ru-RU"/>
+        </w:rPr>
+      </w:pPr>
+    </w:p>
+    <w:p>
+      <w:pPr>
+        <w:spacing w:after="0" w:line="360" w:lineRule="auto"/>
+        <w:jc w:val="both"/>
+        <w:rPr>
+          <w:rFonts w:ascii="Times New Roman" w:eastAsia="Times New Roman" w:hAnsi="Times New Roman" w:cs="Times New Roman"/>
+          <w:color w:val="000000"/>
+          <w:sz w:val="28"/>
+          <w:szCs w:val="28"/>
+          <w:lang w:eastAsia="ru-RU"/>
+        </w:rPr>
+      </w:pPr>
+    </w:p>
+    <w:p>
+      <w:pPr>
+        <w:spacing w:after="0" w:line="360" w:lineRule="auto"/>
+        <w:jc w:val="both"/>
+        <w:rPr>
+          <w:rFonts w:ascii="Times New Roman" w:eastAsia="Times New Roman" w:hAnsi="Times New Roman" w:cs="Times New Roman"/>
+          <w:color w:val="000000"/>
+          <w:sz w:val="28"/>
+          <w:szCs w:val="28"/>
+          <w:lang w:eastAsia="ru-RU"/>
+        </w:rPr>
+      </w:pPr>
+    </w:p>
+    <w:p>
+      <w:pPr>
+        <w:spacing w:after="0" w:line="360" w:lineRule="auto"/>
+        <w:jc w:val="both"/>
+        <w:rPr>
+          <w:rFonts w:ascii="Times New Roman" w:eastAsia="Times New Roman" w:hAnsi="Times New Roman" w:cs="Times New Roman"/>
+          <w:color w:val="000000"/>
+          <w:sz w:val="28"/>
+          <w:szCs w:val="28"/>
+          <w:lang w:eastAsia="ru-RU"/>
+        </w:rPr>
+      </w:pPr>
+    </w:p>
+    <w:p>
+      <w:pPr>
+        <w:spacing w:after="0" w:line="360" w:lineRule="auto"/>
+        <w:jc w:val="both"/>
+        <w:rPr>
+          <w:rFonts w:ascii="Times New Roman" w:eastAsia="Times New Roman" w:hAnsi="Times New Roman" w:cs="Times New Roman"/>
+          <w:color w:val="000000"/>
+          <w:sz w:val="28"/>
+          <w:szCs w:val="28"/>
+          <w:lang w:eastAsia="ru-RU"/>
+        </w:rPr>
+      </w:pPr>
+    </w:p>
+    <w:p>
+      <w:pPr>
+        <w:spacing w:after="0" w:line="240" w:lineRule="auto"/>
+        <w:jc w:val="center"/>
+        <w:rPr>
+          <w:rFonts w:ascii="Times New Roman" w:eastAsia="Times New Roman" w:hAnsi="Times New Roman" w:cs="Times New Roman"/>
+          <w:sz w:val="28"/>
+          <w:szCs w:val="28"/>
+          <w:lang w:eastAsia="ru-RU"/>
+        </w:rPr>
+        <w:sectPr>
+          <w:headerReference w:type="default" r:id="rId5"/>
+          <w:pgSz w:w="11906" w:h="16838"/>
+          <w:pgMar w:top="1134" w:right="850" w:bottom="1134" w:left="1701" w:header="454" w:footer="708" w:gutter="0"/>
+          <w:cols w:space="708"/>
+          <w:titlePg/>
+          <w:docGrid w:linePitch="360"/>
+        </w:sectPr>
+      </w:pPr>
+      <w:r>
+        <w:rPr>
+          <w:rFonts w:ascii="Times New Roman" w:eastAsia="Times New Roman" w:hAnsi="Times New Roman" w:cs="Times New Roman"/>
+          <w:sz w:val="28"/>
+          <w:szCs w:val="28"/>
+          <w:lang w:eastAsia="ru-RU"/>
+        </w:rPr>
+        <w:t>Владивосток</w:t>
+      </w:r>
+      <w:r>
+        <w:rPr>
+          <w:rFonts w:ascii="Times New Roman" w:eastAsia="Times New Roman" w:hAnsi="Times New Roman" w:cs="Times New Roman"/>
+          <w:sz w:val="28"/>
+          <w:szCs w:val="28"/>
+          <w:lang w:eastAsia="ru-RU"/>
+        </w:rPr>
+        <w:t xml:space="preserve"> </w:t>
+      </w:r>
+      <w:r>
+        <w:rPr>
+          <w:rFonts w:ascii="Times New Roman" w:eastAsia="Times New Roman" w:hAnsi="Times New Roman" w:cs="Times New Roman"/>
+          <w:sz w:val="28"/>
+          <w:szCs w:val="28"/>
+          <w:lang w:eastAsia="ru-RU"/>
+        </w:rPr>
+        <w:t>2026</w:t>
+      </w:r>
+      <w:r>
+        <w:rPr>
+          <w:rFonts w:ascii="Times New Roman" w:eastAsia="Times New Roman" w:hAnsi="Times New Roman" w:cs="Times New Roman"/>
+          <w:sz w:val="28"/>
+          <w:szCs w:val="28"/>
+          <w:lang w:eastAsia="ru-RU"/>
+        </w:rPr>
+        <w:br w:type="page"/>
+      </w:r>
+    </w:p>
+    <w:sdt>
+      <w:sdtPr>
+        <w:rPr>
+          <w:rFonts w:ascii="Times New Roman" w:eastAsiaTheme="minorHAnsi" w:hAnsi="Times New Roman" w:cs="Times New Roman"/>
+          <w:color w:val="auto"/>
+          <w:sz w:val="22"/>
+          <w:szCs w:val="22"/>
+          <w:lang w:eastAsia="en-US"/>
+        </w:rPr>
+        <w:id w:val="1724245038"/>
+        <w:docPartObj>
+          <w:docPartGallery w:val="Table of Contents"/>
+          <w:docPartUnique/>
+        </w:docPartObj>
+      </w:sdtPr>
+      <w:sdtEndPr>
+        <w:rPr>
+          <w:b/>
+          <w:bCs/>
+          <w:kern w:val="2"/>
+          <w14:ligatures w14:val="standardContextual"/>
+        </w:rPr>
+      </w:sdtEndPr>
+      <w:sdtContent>
+        <w:p>
+          <w:pPr>
+            <w:pStyle w:val="ae"/>
+            <w:jc w:val="center"/>
+            <w:rPr>
+              <w:rStyle w:val="10"/>
+              <w:color w:val="000000" w:themeColor="text1"/>
+            </w:rPr>
+          </w:pPr>
+          <w:r>
+            <w:rPr>
+              <w:rStyle w:val="10"/>
+              <w:rFonts w:ascii="Arial" w:hAnsi="Arial" w:cs="Arial"/>
+              <w:color w:val="000000" w:themeColor="text1"/>
+              <w:sz w:val="28"/>
+              <w:szCs w:val="28"/>
+            </w:rPr>
+            <w:t>Содержание</w:t>
+          </w:r>
+        </w:p>
+        <w:p>
+          <w:pPr>
+            <w:pStyle w:val="11"/>
+            <w:tabs>
+              <w:tab w:val="right" w:leader="dot" w:pos="9628"/>
+            </w:tabs>
+            <w:rPr>
+              <w:rFonts w:ascii="Times New Roman" w:eastAsiaTheme="minorEastAsia" w:hAnsi="Times New Roman" w:cs="Times New Roman"/>
+              <w:noProof/>
+              <w:sz w:val="24"/>
+              <w:szCs w:val="24"/>
+              <w:lang w:eastAsia="ru-RU"/>
+            </w:rPr>
+          </w:pPr>
+          <w:r>
+            <w:rPr>
+              <w:rFonts w:ascii="Times New Roman" w:hAnsi="Times New Roman" w:cs="Times New Roman"/>
+              <w:sz w:val="24"/>
+              <w:szCs w:val="24"/>
+            </w:rPr>
+            <w:fldChar w:fldCharType="begin"/>
+          </w:r>
+          <w:r>
+            <w:rPr>
+              <w:rFonts w:ascii="Times New Roman" w:hAnsi="Times New Roman" w:cs="Times New Roman"/>
+              <w:sz w:val="24"/>
+              <w:szCs w:val="24"/>
+            </w:rPr>
+            <w:instrText xml:space="preserve"> TOC \o "1-3" \h \z \u </w:instrText>
+          </w:r>
+          <w:r>
+            <w:rPr>
+              <w:rFonts w:ascii="Times New Roman" w:hAnsi="Times New Roman" w:cs="Times New Roman"/>
+              <w:sz w:val="24"/>
+              <w:szCs w:val="24"/>
+            </w:rPr>
+            <w:fldChar w:fldCharType="separate"/>
+          </w:r>
+          <w:hyperlink w:anchor="_Toc202881014" w:history="1"/>
+          <w:hyperlink w:anchor="_Toc202881015" w:history="1">
+            <w:r>
+              <w:rPr>
+                <w:rStyle w:val="ac"/>
+                <w:rFonts w:ascii="Times New Roman" w:hAnsi="Times New Roman" w:cs="Times New Roman"/>
+                <w:noProof/>
+                <w:sz w:val="24"/>
+                <w:szCs w:val="24"/>
+              </w:rPr>
+              <w:t xml:space="preserve">1 </w:t>
+            </w:r>
+            <w:r>
+              <w:rPr>
+                <w:rStyle w:val="ac"/>
+                <w:rFonts w:ascii="Times New Roman" w:hAnsi="Times New Roman" w:cs="Times New Roman"/>
+                <w:noProof/>
+                <w:sz w:val="24"/>
+                <w:szCs w:val="24"/>
+              </w:rPr>
+              <w:t>Структура</w:t>
+            </w:r>
+            <w:r>
+              <w:rPr>
+                <w:rStyle w:val="ac"/>
+                <w:rFonts w:ascii="Times New Roman" w:hAnsi="Times New Roman" w:cs="Times New Roman"/>
+                <w:noProof/>
+                <w:sz w:val="24"/>
+                <w:szCs w:val="24"/>
+              </w:rPr>
+              <w:t xml:space="preserve"> папок и ключевые типы</w:t>
+            </w:r>
+            <w:r>
+              <w:rPr>
+                <w:rFonts w:ascii="Times New Roman" w:hAnsi="Times New Roman" w:cs="Times New Roman"/>
+                <w:noProof/>
+                <w:webHidden/>
+                <w:sz w:val="24"/>
+                <w:szCs w:val="24"/>
+              </w:rPr>
+              <w:tab/>
+            </w:r>
+            <w:r>
+              <w:rPr>
+                <w:rFonts w:ascii="Times New Roman" w:hAnsi="Times New Roman" w:cs="Times New Roman"/>
+                <w:noProof/>
+                <w:webHidden/>
+                <w:sz w:val="24"/>
+                <w:szCs w:val="24"/>
+              </w:rPr>
+              <w:t>3</w:t>
+            </w:r>
+          </w:hyperlink>
+        </w:p>
+        <w:p>
+          <w:pPr>
+            <w:pStyle w:val="23"/>
+            <w:tabs>
+              <w:tab w:val="right" w:leader="dot" w:pos="9628"/>
+            </w:tabs>
+            <w:rPr>
+              <w:rFonts w:ascii="Times New Roman" w:eastAsiaTheme="minorEastAsia" w:hAnsi="Times New Roman" w:cs="Times New Roman"/>
+              <w:noProof/>
+              <w:sz w:val="24"/>
+              <w:szCs w:val="24"/>
+              <w:lang w:eastAsia="ru-RU"/>
+            </w:rPr>
+          </w:pPr>
+          <w:hyperlink w:anchor="_Toc202881016" w:history="1">
+            <w:r>
+              <w:rPr>
+                <w:rStyle w:val="ac"/>
+                <w:rFonts w:ascii="Times New Roman" w:hAnsi="Times New Roman" w:cs="Times New Roman"/>
+                <w:noProof/>
+                <w:sz w:val="24"/>
+                <w:szCs w:val="24"/>
+              </w:rPr>
+              <w:t xml:space="preserve">1.1 </w:t>
+            </w:r>
+            <w:r>
+              <w:rPr>
+                <w:rStyle w:val="ac"/>
+                <w:rFonts w:ascii="Times New Roman" w:hAnsi="Times New Roman" w:cs="Times New Roman"/>
+                <w:noProof/>
+                <w:sz w:val="24"/>
+                <w:szCs w:val="24"/>
+              </w:rPr>
+              <w:t>Корневая структура</w:t>
+            </w:r>
+            <w:r>
+              <w:rPr>
+                <w:rFonts w:ascii="Times New Roman" w:hAnsi="Times New Roman" w:cs="Times New Roman"/>
+                <w:noProof/>
+                <w:webHidden/>
+                <w:sz w:val="24"/>
+                <w:szCs w:val="24"/>
+              </w:rPr>
+              <w:tab/>
+            </w:r>
+            <w:r>
+              <w:rPr>
+                <w:rFonts w:ascii="Times New Roman" w:hAnsi="Times New Roman" w:cs="Times New Roman"/>
+                <w:noProof/>
+                <w:webHidden/>
+                <w:sz w:val="24"/>
+                <w:szCs w:val="24"/>
+              </w:rPr>
+              <w:t>3</w:t>
+            </w:r>
+          </w:hyperlink>
+        </w:p>
+        <w:p>
+          <w:pPr>
+            <w:pStyle w:val="23"/>
+            <w:tabs>
+              <w:tab w:val="right" w:leader="dot" w:pos="9628"/>
+            </w:tabs>
+            <w:ind w:left="0"/>
+          </w:pPr>
+          <w:hyperlink w:anchor="_Toc202881016" w:history="1">
+            <w:r>
+              <w:rPr>
+                <w:rStyle w:val="ac"/>
+                <w:rFonts w:ascii="Times New Roman" w:hAnsi="Times New Roman" w:cs="Times New Roman"/>
+                <w:noProof/>
+                <w:sz w:val="24"/>
+                <w:szCs w:val="24"/>
+              </w:rPr>
+              <w:t>2</w:t>
+            </w:r>
+            <w:r>
+              <w:rPr>
+                <w:rStyle w:val="ac"/>
+                <w:rFonts w:ascii="Times New Roman" w:hAnsi="Times New Roman" w:cs="Times New Roman"/>
+                <w:noProof/>
+                <w:sz w:val="24"/>
+                <w:szCs w:val="24"/>
+              </w:rPr>
+              <w:t xml:space="preserve"> </w:t>
+            </w:r>
+            <w:r>
+              <w:rPr>
+                <w:rStyle w:val="ac"/>
+                <w:rFonts w:ascii="Times New Roman" w:hAnsi="Times New Roman" w:cs="Times New Roman"/>
+                <w:noProof/>
+                <w:sz w:val="24"/>
+                <w:szCs w:val="24"/>
+              </w:rPr>
+              <w:t>Ключевые типы</w:t>
+            </w:r>
+            <w:r>
+              <w:rPr>
+                <w:rFonts w:ascii="Times New Roman" w:hAnsi="Times New Roman" w:cs="Times New Roman"/>
+                <w:noProof/>
+                <w:webHidden/>
+                <w:sz w:val="24"/>
+                <w:szCs w:val="24"/>
+              </w:rPr>
+              <w:tab/>
+            </w:r>
+            <w:r>
+              <w:rPr>
+                <w:rFonts w:ascii="Times New Roman" w:hAnsi="Times New Roman" w:cs="Times New Roman"/>
+                <w:noProof/>
+                <w:webHidden/>
+                <w:sz w:val="24"/>
+                <w:szCs w:val="24"/>
+              </w:rPr>
+              <w:t>11</w:t>
+            </w:r>
+          </w:hyperlink>
+        </w:p>
+        <w:p>
+          <w:pPr>
+            <w:pStyle w:val="23"/>
+            <w:tabs>
+              <w:tab w:val="right" w:leader="dot" w:pos="9628"/>
+            </w:tabs>
+            <w:rPr>
+              <w:rFonts w:ascii="Times New Roman" w:eastAsiaTheme="minorEastAsia" w:hAnsi="Times New Roman" w:cs="Times New Roman"/>
+              <w:noProof/>
+              <w:sz w:val="24"/>
+              <w:szCs w:val="24"/>
+              <w:lang w:eastAsia="ru-RU"/>
+            </w:rPr>
+          </w:pPr>
+          <w:hyperlink w:anchor="_Toc202881016" w:history="1">
+            <w:r>
+              <w:rPr>
+                <w:rStyle w:val="ac"/>
+                <w:rFonts w:ascii="Times New Roman" w:hAnsi="Times New Roman" w:cs="Times New Roman"/>
+                <w:noProof/>
+                <w:sz w:val="24"/>
+                <w:szCs w:val="24"/>
+              </w:rPr>
+              <w:t>2</w:t>
+            </w:r>
+            <w:r>
+              <w:rPr>
+                <w:rStyle w:val="ac"/>
+                <w:rFonts w:ascii="Times New Roman" w:hAnsi="Times New Roman" w:cs="Times New Roman"/>
+                <w:noProof/>
+                <w:sz w:val="24"/>
+                <w:szCs w:val="24"/>
+              </w:rPr>
+              <w:t>.</w:t>
+            </w:r>
+            <w:r>
+              <w:rPr>
+                <w:rStyle w:val="ac"/>
+                <w:rFonts w:ascii="Times New Roman" w:hAnsi="Times New Roman" w:cs="Times New Roman"/>
+                <w:noProof/>
+                <w:sz w:val="24"/>
+                <w:szCs w:val="24"/>
+              </w:rPr>
+              <w:t>1</w:t>
+            </w:r>
+            <w:r>
+              <w:rPr>
+                <w:rStyle w:val="ac"/>
+                <w:rFonts w:ascii="Times New Roman" w:hAnsi="Times New Roman" w:cs="Times New Roman"/>
+                <w:noProof/>
+                <w:sz w:val="24"/>
+                <w:szCs w:val="24"/>
+              </w:rPr>
+              <w:t xml:space="preserve"> </w:t>
+            </w:r>
+            <w:r>
+              <w:rPr>
+                <w:rStyle w:val="ac"/>
+                <w:rFonts w:ascii="Times New Roman" w:hAnsi="Times New Roman" w:cs="Times New Roman"/>
+                <w:noProof/>
+                <w:sz w:val="24"/>
+                <w:szCs w:val="24"/>
+              </w:rPr>
+              <w:t xml:space="preserve">Сущности в папке </w:t>
+            </w:r>
+            <w:r>
+              <w:rPr>
+                <w:rStyle w:val="ac"/>
+                <w:rFonts w:ascii="Times New Roman" w:hAnsi="Times New Roman" w:cs="Times New Roman"/>
+                <w:noProof/>
+                <w:sz w:val="24"/>
+                <w:szCs w:val="24"/>
+                <w:lang w:val="en-US"/>
+              </w:rPr>
+              <w:t>Entities</w:t>
+            </w:r>
+            <w:r>
+              <w:rPr>
+                <w:rFonts w:ascii="Times New Roman" w:hAnsi="Times New Roman" w:cs="Times New Roman"/>
+                <w:noProof/>
+                <w:webHidden/>
+                <w:sz w:val="24"/>
+                <w:szCs w:val="24"/>
+              </w:rPr>
+              <w:tab/>
+            </w:r>
+            <w:r>
+              <w:rPr>
+                <w:rFonts w:ascii="Times New Roman" w:hAnsi="Times New Roman" w:cs="Times New Roman"/>
+                <w:noProof/>
+                <w:webHidden/>
+                <w:sz w:val="24"/>
+                <w:szCs w:val="24"/>
+              </w:rPr>
+              <w:t>4</w:t>
+            </w:r>
+          </w:hyperlink>
+        </w:p>
+        <w:p>
+          <w:pPr>
+            <w:pStyle w:val="23"/>
+            <w:tabs>
+              <w:tab w:val="right" w:leader="dot" w:pos="9628"/>
+            </w:tabs>
+            <w:rPr>
+              <w:lang w:val="en-US"/>
+            </w:rPr>
+          </w:pPr>
+          <w:hyperlink w:anchor="_Toc202881016" w:history="1">
+            <w:r>
+              <w:rPr>
+                <w:rStyle w:val="ac"/>
+                <w:rFonts w:ascii="Times New Roman" w:hAnsi="Times New Roman" w:cs="Times New Roman"/>
+                <w:noProof/>
+                <w:sz w:val="24"/>
+                <w:szCs w:val="24"/>
+              </w:rPr>
+              <w:t>2</w:t>
+            </w:r>
+            <w:r>
+              <w:rPr>
+                <w:rStyle w:val="ac"/>
+                <w:rFonts w:ascii="Times New Roman" w:hAnsi="Times New Roman" w:cs="Times New Roman"/>
+                <w:noProof/>
+                <w:sz w:val="24"/>
+                <w:szCs w:val="24"/>
+              </w:rPr>
+              <w:t>.</w:t>
+            </w:r>
+            <w:r>
+              <w:rPr>
+                <w:rStyle w:val="ac"/>
+                <w:rFonts w:ascii="Times New Roman" w:hAnsi="Times New Roman" w:cs="Times New Roman"/>
+                <w:noProof/>
+                <w:sz w:val="24"/>
+                <w:szCs w:val="24"/>
+              </w:rPr>
+              <w:t>2</w:t>
+            </w:r>
+            <w:r>
+              <w:rPr>
+                <w:rStyle w:val="ac"/>
+                <w:rFonts w:ascii="Times New Roman" w:hAnsi="Times New Roman" w:cs="Times New Roman"/>
+                <w:noProof/>
+                <w:sz w:val="24"/>
+                <w:szCs w:val="24"/>
+              </w:rPr>
+              <w:t xml:space="preserve"> Перечисления в папке </w:t>
+            </w:r>
+            <w:r>
+              <w:rPr>
+                <w:rStyle w:val="ac"/>
+                <w:rFonts w:ascii="Times New Roman" w:hAnsi="Times New Roman" w:cs="Times New Roman"/>
+                <w:noProof/>
+                <w:sz w:val="24"/>
+                <w:szCs w:val="24"/>
+                <w:lang w:val="en-US"/>
+              </w:rPr>
+              <w:t>Entities</w:t>
+            </w:r>
+            <w:r>
+              <w:rPr>
+                <w:rFonts w:ascii="Times New Roman" w:hAnsi="Times New Roman" w:cs="Times New Roman"/>
+                <w:noProof/>
+                <w:webHidden/>
+                <w:sz w:val="24"/>
+                <w:szCs w:val="24"/>
+              </w:rPr>
+              <w:tab/>
+            </w:r>
+            <w:r>
+              <w:rPr>
+                <w:rFonts w:ascii="Times New Roman" w:hAnsi="Times New Roman" w:cs="Times New Roman"/>
+                <w:noProof/>
+                <w:webHidden/>
+                <w:sz w:val="24"/>
+                <w:szCs w:val="24"/>
+              </w:rPr>
+              <w:t>8</w:t>
+            </w:r>
+          </w:hyperlink>
+        </w:p>
+        <w:p>
+          <w:pPr>
+            <w:pStyle w:val="23"/>
+            <w:tabs>
+              <w:tab w:val="right" w:leader="dot" w:pos="9628"/>
+            </w:tabs>
+            <w:rPr>
+              <w:lang w:val="en-US"/>
+            </w:rPr>
+          </w:pPr>
+          <w:hyperlink w:anchor="_Toc202881016" w:history="1">
+            <w:r>
+              <w:rPr>
+                <w:rStyle w:val="ac"/>
+                <w:rFonts w:ascii="Times New Roman" w:hAnsi="Times New Roman" w:cs="Times New Roman"/>
+                <w:noProof/>
+                <w:sz w:val="24"/>
+                <w:szCs w:val="24"/>
+              </w:rPr>
+              <w:t>2</w:t>
+            </w:r>
+            <w:r>
+              <w:rPr>
+                <w:rStyle w:val="ac"/>
+                <w:rFonts w:ascii="Times New Roman" w:hAnsi="Times New Roman" w:cs="Times New Roman"/>
+                <w:noProof/>
+                <w:sz w:val="24"/>
+                <w:szCs w:val="24"/>
+              </w:rPr>
+              <w:t>.</w:t>
+            </w:r>
+            <w:r>
+              <w:rPr>
+                <w:rStyle w:val="ac"/>
+                <w:rFonts w:ascii="Times New Roman" w:hAnsi="Times New Roman" w:cs="Times New Roman"/>
+                <w:noProof/>
+                <w:sz w:val="24"/>
+                <w:szCs w:val="24"/>
+              </w:rPr>
+              <w:t>3</w:t>
+            </w:r>
+            <w:r>
+              <w:rPr>
+                <w:rStyle w:val="ac"/>
+                <w:rFonts w:ascii="Times New Roman" w:hAnsi="Times New Roman" w:cs="Times New Roman"/>
+                <w:noProof/>
+                <w:sz w:val="24"/>
+                <w:szCs w:val="24"/>
+              </w:rPr>
+              <w:t xml:space="preserve"> </w:t>
+            </w:r>
+            <w:r>
+              <w:rPr>
+                <w:rStyle w:val="ac"/>
+                <w:rFonts w:ascii="Times New Roman" w:hAnsi="Times New Roman" w:cs="Times New Roman"/>
+                <w:noProof/>
+                <w:sz w:val="24"/>
+                <w:szCs w:val="24"/>
+                <w:lang w:val="en-US"/>
+              </w:rPr>
+              <w:t>Value Objects</w:t>
+            </w:r>
+            <w:r>
+              <w:rPr>
+                <w:rStyle w:val="ac"/>
+                <w:rFonts w:ascii="Times New Roman" w:hAnsi="Times New Roman" w:cs="Times New Roman"/>
+                <w:noProof/>
+                <w:sz w:val="24"/>
+                <w:szCs w:val="24"/>
+              </w:rPr>
+              <w:t xml:space="preserve"> в папке </w:t>
+            </w:r>
+            <w:r>
+              <w:rPr>
+                <w:rStyle w:val="ac"/>
+                <w:rFonts w:ascii="Times New Roman" w:hAnsi="Times New Roman" w:cs="Times New Roman"/>
+                <w:noProof/>
+                <w:sz w:val="24"/>
+                <w:szCs w:val="24"/>
+                <w:lang w:val="en-US"/>
+              </w:rPr>
+              <w:t>Entities</w:t>
+            </w:r>
+            <w:r>
+              <w:rPr>
+                <w:rFonts w:ascii="Times New Roman" w:hAnsi="Times New Roman" w:cs="Times New Roman"/>
+                <w:noProof/>
+                <w:webHidden/>
+                <w:sz w:val="24"/>
+                <w:szCs w:val="24"/>
+              </w:rPr>
+              <w:tab/>
+            </w:r>
+            <w:r>
+              <w:rPr>
+                <w:rFonts w:ascii="Times New Roman" w:hAnsi="Times New Roman" w:cs="Times New Roman"/>
+                <w:noProof/>
+                <w:webHidden/>
+                <w:sz w:val="24"/>
+                <w:szCs w:val="24"/>
+              </w:rPr>
+              <w:t>8</w:t>
+            </w:r>
+          </w:hyperlink>
+        </w:p>
+        <w:p>
+          <w:pPr>
+            <w:pStyle w:val="23"/>
+            <w:tabs>
+              <w:tab w:val="right" w:leader="dot" w:pos="9628"/>
+            </w:tabs>
+            <w:rPr>
+              <w:lang w:val="en-US"/>
+            </w:rPr>
+          </w:pPr>
+          <w:hyperlink w:anchor="_Toc202881016" w:history="1">
+            <w:r>
+              <w:rPr>
+                <w:rStyle w:val="ac"/>
+                <w:rFonts w:ascii="Times New Roman" w:hAnsi="Times New Roman" w:cs="Times New Roman"/>
+                <w:noProof/>
+                <w:sz w:val="24"/>
+                <w:szCs w:val="24"/>
+              </w:rPr>
+              <w:t>2</w:t>
+            </w:r>
+            <w:r>
+              <w:rPr>
+                <w:rStyle w:val="ac"/>
+                <w:rFonts w:ascii="Times New Roman" w:hAnsi="Times New Roman" w:cs="Times New Roman"/>
+                <w:noProof/>
+                <w:sz w:val="24"/>
+                <w:szCs w:val="24"/>
+              </w:rPr>
+              <w:t>.</w:t>
+            </w:r>
+            <w:r>
+              <w:rPr>
+                <w:rStyle w:val="ac"/>
+                <w:rFonts w:ascii="Times New Roman" w:hAnsi="Times New Roman" w:cs="Times New Roman"/>
+                <w:noProof/>
+                <w:sz w:val="24"/>
+                <w:szCs w:val="24"/>
+              </w:rPr>
+              <w:t>4</w:t>
+            </w:r>
+            <w:r>
+              <w:rPr>
+                <w:rStyle w:val="ac"/>
+                <w:rFonts w:ascii="Times New Roman" w:hAnsi="Times New Roman" w:cs="Times New Roman"/>
+                <w:noProof/>
+                <w:sz w:val="24"/>
+                <w:szCs w:val="24"/>
+              </w:rPr>
+              <w:t xml:space="preserve"> Реализация расписаний</w:t>
+            </w:r>
+            <w:r>
+              <w:rPr>
+                <w:rFonts w:ascii="Times New Roman" w:hAnsi="Times New Roman" w:cs="Times New Roman"/>
+                <w:noProof/>
+                <w:webHidden/>
+                <w:sz w:val="24"/>
+                <w:szCs w:val="24"/>
+              </w:rPr>
+              <w:tab/>
+            </w:r>
+            <w:r>
+              <w:rPr>
+                <w:rFonts w:ascii="Times New Roman" w:hAnsi="Times New Roman" w:cs="Times New Roman"/>
+                <w:noProof/>
+                <w:webHidden/>
+                <w:sz w:val="24"/>
+                <w:szCs w:val="24"/>
+              </w:rPr>
+              <w:t>8</w:t>
+            </w:r>
+          </w:hyperlink>
+        </w:p>
+        <w:p>
+          <w:pPr>
+            <w:pStyle w:val="23"/>
+            <w:tabs>
+              <w:tab w:val="right" w:leader="dot" w:pos="9628"/>
+            </w:tabs>
+          </w:pPr>
+          <w:hyperlink w:anchor="_Toc202881016" w:history="1">
+            <w:r>
+              <w:rPr>
+                <w:rStyle w:val="ac"/>
+                <w:rFonts w:ascii="Times New Roman" w:hAnsi="Times New Roman" w:cs="Times New Roman"/>
+                <w:noProof/>
+                <w:sz w:val="24"/>
+                <w:szCs w:val="24"/>
+              </w:rPr>
+              <w:t>2</w:t>
+            </w:r>
+            <w:r>
+              <w:rPr>
+                <w:rStyle w:val="ac"/>
+                <w:rFonts w:ascii="Times New Roman" w:hAnsi="Times New Roman" w:cs="Times New Roman"/>
+                <w:noProof/>
+                <w:sz w:val="24"/>
+                <w:szCs w:val="24"/>
+              </w:rPr>
+              <w:t>.</w:t>
+            </w:r>
+            <w:r>
+              <w:rPr>
+                <w:rStyle w:val="ac"/>
+                <w:rFonts w:ascii="Times New Roman" w:hAnsi="Times New Roman" w:cs="Times New Roman"/>
+                <w:noProof/>
+                <w:sz w:val="24"/>
+                <w:szCs w:val="24"/>
+              </w:rPr>
+              <w:t>5</w:t>
+            </w:r>
+            <w:r>
+              <w:rPr>
+                <w:rStyle w:val="ac"/>
+                <w:rFonts w:ascii="Times New Roman" w:hAnsi="Times New Roman" w:cs="Times New Roman"/>
+                <w:noProof/>
+                <w:sz w:val="24"/>
+                <w:szCs w:val="24"/>
+              </w:rPr>
+              <w:t xml:space="preserve"> Примеры реализаций интерфейсов</w:t>
+            </w:r>
+            <w:r>
+              <w:rPr>
+                <w:rFonts w:ascii="Times New Roman" w:hAnsi="Times New Roman" w:cs="Times New Roman"/>
+                <w:noProof/>
+                <w:webHidden/>
+                <w:sz w:val="24"/>
+                <w:szCs w:val="24"/>
+              </w:rPr>
+              <w:tab/>
+            </w:r>
+            <w:r>
+              <w:rPr>
+                <w:rFonts w:ascii="Times New Roman" w:hAnsi="Times New Roman" w:cs="Times New Roman"/>
+                <w:noProof/>
+                <w:webHidden/>
+                <w:sz w:val="24"/>
+                <w:szCs w:val="24"/>
+              </w:rPr>
+              <w:t>8</w:t>
+            </w:r>
+          </w:hyperlink>
+        </w:p>
+        <w:p>
+          <w:pPr>
+            <w:pStyle w:val="23"/>
+            <w:tabs>
+              <w:tab w:val="right" w:leader="dot" w:pos="9628"/>
+            </w:tabs>
+            <w:ind w:left="0"/>
+          </w:pPr>
+          <w:hyperlink w:anchor="_Toc202881016" w:history="1">
+            <w:r>
+              <w:rPr>
+                <w:rStyle w:val="ac"/>
+                <w:rFonts w:ascii="Times New Roman" w:hAnsi="Times New Roman" w:cs="Times New Roman"/>
+                <w:noProof/>
+                <w:sz w:val="24"/>
+                <w:szCs w:val="24"/>
+              </w:rPr>
+              <w:t>3</w:t>
+            </w:r>
+            <w:r>
+              <w:rPr>
+                <w:rStyle w:val="ac"/>
+                <w:rFonts w:ascii="Times New Roman" w:hAnsi="Times New Roman" w:cs="Times New Roman"/>
+                <w:noProof/>
+                <w:sz w:val="24"/>
+                <w:szCs w:val="24"/>
+              </w:rPr>
+              <w:t xml:space="preserve"> </w:t>
+            </w:r>
+            <w:r>
+              <w:rPr>
+                <w:rStyle w:val="ac"/>
+                <w:rFonts w:ascii="Times New Roman" w:hAnsi="Times New Roman" w:cs="Times New Roman"/>
+                <w:noProof/>
+                <w:sz w:val="24"/>
+                <w:szCs w:val="24"/>
+              </w:rPr>
+              <w:t>Второстепенные типы</w:t>
+            </w:r>
+            <w:r>
+              <w:rPr>
+                <w:rFonts w:ascii="Times New Roman" w:hAnsi="Times New Roman" w:cs="Times New Roman"/>
+                <w:noProof/>
+                <w:webHidden/>
+                <w:sz w:val="24"/>
+                <w:szCs w:val="24"/>
+              </w:rPr>
+              <w:tab/>
+            </w:r>
+            <w:r>
+              <w:rPr>
+                <w:rFonts w:ascii="Times New Roman" w:hAnsi="Times New Roman" w:cs="Times New Roman"/>
+                <w:noProof/>
+                <w:webHidden/>
+                <w:sz w:val="24"/>
+                <w:szCs w:val="24"/>
+              </w:rPr>
+              <w:t>11</w:t>
+            </w:r>
+          </w:hyperlink>
+        </w:p>
+        <w:p>
+          <w:pPr>
+            <w:pStyle w:val="23"/>
+            <w:tabs>
+              <w:tab w:val="right" w:leader="dot" w:pos="9628"/>
+            </w:tabs>
+            <w:rPr>
+              <w:lang w:val="en-US"/>
+            </w:rPr>
+          </w:pPr>
+          <w:hyperlink w:anchor="_Toc202881016" w:history="1">
+            <w:r>
+              <w:rPr>
+                <w:rStyle w:val="ac"/>
+                <w:rFonts w:ascii="Times New Roman" w:hAnsi="Times New Roman" w:cs="Times New Roman"/>
+                <w:noProof/>
+                <w:sz w:val="24"/>
+                <w:szCs w:val="24"/>
+              </w:rPr>
+              <w:t>3</w:t>
+            </w:r>
+            <w:r>
+              <w:rPr>
+                <w:rStyle w:val="ac"/>
+                <w:rFonts w:ascii="Times New Roman" w:hAnsi="Times New Roman" w:cs="Times New Roman"/>
+                <w:noProof/>
+                <w:sz w:val="24"/>
+                <w:szCs w:val="24"/>
+              </w:rPr>
+              <w:t>.</w:t>
+            </w:r>
+            <w:r>
+              <w:rPr>
+                <w:rStyle w:val="ac"/>
+                <w:rFonts w:ascii="Times New Roman" w:hAnsi="Times New Roman" w:cs="Times New Roman"/>
+                <w:noProof/>
+                <w:sz w:val="24"/>
+                <w:szCs w:val="24"/>
+              </w:rPr>
+              <w:t>1</w:t>
+            </w:r>
+            <w:r>
+              <w:rPr>
+                <w:rStyle w:val="ac"/>
+                <w:rFonts w:ascii="Times New Roman" w:hAnsi="Times New Roman" w:cs="Times New Roman"/>
+                <w:noProof/>
+                <w:sz w:val="24"/>
+                <w:szCs w:val="24"/>
+              </w:rPr>
+              <w:t xml:space="preserve"> </w:t>
+            </w:r>
+            <w:r>
+              <w:rPr>
+                <w:rStyle w:val="ac"/>
+                <w:rFonts w:ascii="Times New Roman" w:hAnsi="Times New Roman" w:cs="Times New Roman"/>
+                <w:noProof/>
+                <w:sz w:val="24"/>
+                <w:szCs w:val="24"/>
+                <w:lang w:val="en-US"/>
+              </w:rPr>
+              <w:t>Data Transfer Objects</w:t>
+            </w:r>
+            <w:r>
+              <w:rPr>
+                <w:rFonts w:ascii="Times New Roman" w:hAnsi="Times New Roman" w:cs="Times New Roman"/>
+                <w:noProof/>
+                <w:webHidden/>
+                <w:sz w:val="24"/>
+                <w:szCs w:val="24"/>
+              </w:rPr>
+              <w:tab/>
+            </w:r>
+            <w:r>
+              <w:rPr>
+                <w:rFonts w:ascii="Times New Roman" w:hAnsi="Times New Roman" w:cs="Times New Roman"/>
+                <w:noProof/>
+                <w:webHidden/>
+                <w:sz w:val="24"/>
+                <w:szCs w:val="24"/>
+              </w:rPr>
+              <w:t>8</w:t>
+            </w:r>
+          </w:hyperlink>
+        </w:p>
+        <w:p>
+          <w:pPr>
+            <w:pStyle w:val="23"/>
+            <w:tabs>
+              <w:tab w:val="right" w:leader="dot" w:pos="9628"/>
+            </w:tabs>
+            <w:rPr>
+              <w:lang w:val="en-US"/>
+            </w:rPr>
+          </w:pPr>
+          <w:hyperlink w:anchor="_Toc202881016" w:history="1">
+            <w:r>
+              <w:rPr>
+                <w:rStyle w:val="ac"/>
+                <w:rFonts w:ascii="Times New Roman" w:hAnsi="Times New Roman" w:cs="Times New Roman"/>
+                <w:noProof/>
+                <w:sz w:val="24"/>
+                <w:szCs w:val="24"/>
+              </w:rPr>
+              <w:t>3</w:t>
+            </w:r>
+            <w:r>
+              <w:rPr>
+                <w:rStyle w:val="ac"/>
+                <w:rFonts w:ascii="Times New Roman" w:hAnsi="Times New Roman" w:cs="Times New Roman"/>
+                <w:noProof/>
+                <w:sz w:val="24"/>
+                <w:szCs w:val="24"/>
+              </w:rPr>
+              <w:t>.</w:t>
+            </w:r>
+            <w:r>
+              <w:rPr>
+                <w:rStyle w:val="ac"/>
+                <w:rFonts w:ascii="Times New Roman" w:hAnsi="Times New Roman" w:cs="Times New Roman"/>
+                <w:noProof/>
+                <w:sz w:val="24"/>
+                <w:szCs w:val="24"/>
+              </w:rPr>
+              <w:t>2</w:t>
+            </w:r>
+            <w:r>
+              <w:rPr>
+                <w:rStyle w:val="ac"/>
+                <w:rFonts w:ascii="Times New Roman" w:hAnsi="Times New Roman" w:cs="Times New Roman"/>
+                <w:noProof/>
+                <w:sz w:val="24"/>
+                <w:szCs w:val="24"/>
+              </w:rPr>
+              <w:t xml:space="preserve"> Результаты операций</w:t>
+            </w:r>
+            <w:r>
+              <w:rPr>
+                <w:rFonts w:ascii="Times New Roman" w:hAnsi="Times New Roman" w:cs="Times New Roman"/>
+                <w:noProof/>
+                <w:webHidden/>
+                <w:sz w:val="24"/>
+                <w:szCs w:val="24"/>
+              </w:rPr>
+              <w:tab/>
+            </w:r>
+            <w:r>
+              <w:rPr>
+                <w:rFonts w:ascii="Times New Roman" w:hAnsi="Times New Roman" w:cs="Times New Roman"/>
+                <w:noProof/>
+                <w:webHidden/>
+                <w:sz w:val="24"/>
+                <w:szCs w:val="24"/>
+              </w:rPr>
+              <w:t>8</w:t>
+            </w:r>
+          </w:hyperlink>
+        </w:p>
+        <w:p>
+          <w:pPr>
+            <w:pStyle w:val="23"/>
+            <w:tabs>
+              <w:tab w:val="right" w:leader="dot" w:pos="9628"/>
+            </w:tabs>
+            <w:rPr>
+              <w:lang w:val="en-US"/>
+            </w:rPr>
+          </w:pPr>
+          <w:hyperlink w:anchor="_Toc202881016" w:history="1">
+            <w:r>
+              <w:rPr>
+                <w:rStyle w:val="ac"/>
+                <w:rFonts w:ascii="Times New Roman" w:hAnsi="Times New Roman" w:cs="Times New Roman"/>
+                <w:noProof/>
+                <w:sz w:val="24"/>
+                <w:szCs w:val="24"/>
+              </w:rPr>
+              <w:t>3</w:t>
+            </w:r>
+            <w:r>
+              <w:rPr>
+                <w:rStyle w:val="ac"/>
+                <w:rFonts w:ascii="Times New Roman" w:hAnsi="Times New Roman" w:cs="Times New Roman"/>
+                <w:noProof/>
+                <w:sz w:val="24"/>
+                <w:szCs w:val="24"/>
+              </w:rPr>
+              <w:t>.</w:t>
+            </w:r>
+            <w:r>
+              <w:rPr>
+                <w:rStyle w:val="ac"/>
+                <w:rFonts w:ascii="Times New Roman" w:hAnsi="Times New Roman" w:cs="Times New Roman"/>
+                <w:noProof/>
+                <w:sz w:val="24"/>
+                <w:szCs w:val="24"/>
+              </w:rPr>
+              <w:t>3</w:t>
+            </w:r>
+            <w:r>
+              <w:rPr>
+                <w:rStyle w:val="ac"/>
+                <w:rFonts w:ascii="Times New Roman" w:hAnsi="Times New Roman" w:cs="Times New Roman"/>
+                <w:noProof/>
+                <w:sz w:val="24"/>
+                <w:szCs w:val="24"/>
+              </w:rPr>
+              <w:t xml:space="preserve"> </w:t>
+            </w:r>
+            <w:r>
+              <w:rPr>
+                <w:rStyle w:val="ac"/>
+                <w:rFonts w:ascii="Times New Roman" w:hAnsi="Times New Roman" w:cs="Times New Roman"/>
+                <w:noProof/>
+                <w:sz w:val="24"/>
+                <w:szCs w:val="24"/>
+              </w:rPr>
+              <w:t>События</w:t>
+            </w:r>
+            <w:r>
+              <w:rPr>
+                <w:rStyle w:val="ac"/>
+                <w:rFonts w:ascii="Times New Roman" w:hAnsi="Times New Roman" w:cs="Times New Roman"/>
+                <w:noProof/>
+                <w:sz w:val="24"/>
+                <w:szCs w:val="24"/>
+              </w:rPr>
+              <w:t xml:space="preserve"> </w:t>
+            </w:r>
+            <w:r>
+              <w:rPr>
+                <w:rFonts w:ascii="Times New Roman" w:hAnsi="Times New Roman" w:cs="Times New Roman"/>
+                <w:noProof/>
+                <w:webHidden/>
+                <w:sz w:val="24"/>
+                <w:szCs w:val="24"/>
+              </w:rPr>
+              <w:tab/>
+            </w:r>
+            <w:r>
+              <w:rPr>
+                <w:rFonts w:ascii="Times New Roman" w:hAnsi="Times New Roman" w:cs="Times New Roman"/>
+                <w:noProof/>
+                <w:webHidden/>
+                <w:sz w:val="24"/>
+                <w:szCs w:val="24"/>
+              </w:rPr>
+              <w:t>8</w:t>
+            </w:r>
+          </w:hyperlink>
+        </w:p>
+        <w:p>
+          <w:pPr>
+            <w:pStyle w:val="23"/>
+            <w:tabs>
+              <w:tab w:val="right" w:leader="dot" w:pos="9628"/>
+            </w:tabs>
+          </w:pPr>
+          <w:hyperlink w:anchor="_Toc202881016" w:history="1">
+            <w:r>
+              <w:rPr>
+                <w:rStyle w:val="ac"/>
+                <w:rFonts w:ascii="Times New Roman" w:hAnsi="Times New Roman" w:cs="Times New Roman"/>
+                <w:noProof/>
+                <w:sz w:val="24"/>
+                <w:szCs w:val="24"/>
+              </w:rPr>
+              <w:t>3</w:t>
+            </w:r>
+            <w:r>
+              <w:rPr>
+                <w:rStyle w:val="ac"/>
+                <w:rFonts w:ascii="Times New Roman" w:hAnsi="Times New Roman" w:cs="Times New Roman"/>
+                <w:noProof/>
+                <w:sz w:val="24"/>
+                <w:szCs w:val="24"/>
+              </w:rPr>
+              <w:t>.</w:t>
+            </w:r>
+            <w:r>
+              <w:rPr>
+                <w:rStyle w:val="ac"/>
+                <w:rFonts w:ascii="Times New Roman" w:hAnsi="Times New Roman" w:cs="Times New Roman"/>
+                <w:noProof/>
+                <w:sz w:val="24"/>
+                <w:szCs w:val="24"/>
+              </w:rPr>
+              <w:t>4</w:t>
+            </w:r>
+            <w:r>
+              <w:rPr>
+                <w:rStyle w:val="ac"/>
+                <w:rFonts w:ascii="Times New Roman" w:hAnsi="Times New Roman" w:cs="Times New Roman"/>
+                <w:noProof/>
+                <w:sz w:val="24"/>
+                <w:szCs w:val="24"/>
+              </w:rPr>
+              <w:t xml:space="preserve"> </w:t>
+            </w:r>
+            <w:r>
+              <w:rPr>
+                <w:rStyle w:val="ac"/>
+                <w:rFonts w:ascii="Times New Roman" w:hAnsi="Times New Roman" w:cs="Times New Roman"/>
+                <w:noProof/>
+                <w:sz w:val="24"/>
+                <w:szCs w:val="24"/>
+              </w:rPr>
+              <w:t>Интерфейсы сервисов</w:t>
+            </w:r>
+            <w:r>
+              <w:rPr>
+                <w:rFonts w:ascii="Times New Roman" w:hAnsi="Times New Roman" w:cs="Times New Roman"/>
+                <w:noProof/>
+                <w:webHidden/>
+                <w:sz w:val="24"/>
+                <w:szCs w:val="24"/>
+              </w:rPr>
+              <w:tab/>
+            </w:r>
+            <w:r>
+              <w:rPr>
+                <w:rFonts w:ascii="Times New Roman" w:hAnsi="Times New Roman" w:cs="Times New Roman"/>
+                <w:noProof/>
+                <w:webHidden/>
+                <w:sz w:val="24"/>
+                <w:szCs w:val="24"/>
+              </w:rPr>
+              <w:t>8</w:t>
+            </w:r>
+          </w:hyperlink>
+        </w:p>
+        <w:p>
+          <w:pPr>
+            <w:pStyle w:val="23"/>
+            <w:tabs>
+              <w:tab w:val="right" w:leader="dot" w:pos="9628"/>
+            </w:tabs>
+            <w:rPr>
+              <w:lang w:val="en-US"/>
+            </w:rPr>
+          </w:pPr>
+          <w:hyperlink w:anchor="_Toc202881016" w:history="1">
+            <w:r>
+              <w:rPr>
+                <w:rStyle w:val="ac"/>
+                <w:rFonts w:ascii="Times New Roman" w:hAnsi="Times New Roman" w:cs="Times New Roman"/>
+                <w:noProof/>
+                <w:sz w:val="24"/>
+                <w:szCs w:val="24"/>
+              </w:rPr>
+              <w:t>3</w:t>
+            </w:r>
+            <w:r>
+              <w:rPr>
+                <w:rStyle w:val="ac"/>
+                <w:rFonts w:ascii="Times New Roman" w:hAnsi="Times New Roman" w:cs="Times New Roman"/>
+                <w:noProof/>
+                <w:sz w:val="24"/>
+                <w:szCs w:val="24"/>
+              </w:rPr>
+              <w:t>.</w:t>
+            </w:r>
+            <w:r>
+              <w:rPr>
+                <w:rStyle w:val="ac"/>
+                <w:rFonts w:ascii="Times New Roman" w:hAnsi="Times New Roman" w:cs="Times New Roman"/>
+                <w:noProof/>
+                <w:sz w:val="24"/>
+                <w:szCs w:val="24"/>
+              </w:rPr>
+              <w:t>5</w:t>
+            </w:r>
+            <w:r>
+              <w:rPr>
+                <w:rStyle w:val="ac"/>
+                <w:rFonts w:ascii="Times New Roman" w:hAnsi="Times New Roman" w:cs="Times New Roman"/>
+                <w:noProof/>
+                <w:sz w:val="24"/>
+                <w:szCs w:val="24"/>
+              </w:rPr>
+              <w:t xml:space="preserve"> </w:t>
+            </w:r>
+            <w:r>
+              <w:rPr>
+                <w:rStyle w:val="ac"/>
+                <w:rFonts w:ascii="Times New Roman" w:hAnsi="Times New Roman" w:cs="Times New Roman"/>
+                <w:noProof/>
+                <w:sz w:val="24"/>
+                <w:szCs w:val="24"/>
+                <w:lang w:val="en-US"/>
+              </w:rPr>
+              <w:t>Result Pattern</w:t>
+            </w:r>
+            <w:r>
+              <w:rPr>
+                <w:rFonts w:ascii="Times New Roman" w:hAnsi="Times New Roman" w:cs="Times New Roman"/>
+                <w:noProof/>
+                <w:webHidden/>
+                <w:sz w:val="24"/>
+                <w:szCs w:val="24"/>
+              </w:rPr>
+              <w:tab/>
+            </w:r>
+            <w:r>
+              <w:rPr>
+                <w:rFonts w:ascii="Times New Roman" w:hAnsi="Times New Roman" w:cs="Times New Roman"/>
+                <w:noProof/>
+                <w:webHidden/>
+                <w:sz w:val="24"/>
+                <w:szCs w:val="24"/>
+              </w:rPr>
+              <w:t>8</w:t>
+            </w:r>
+          </w:hyperlink>
+        </w:p>
+        <w:p>
+          <w:pPr>
+            <w:pStyle w:val="23"/>
+            <w:tabs>
+              <w:tab w:val="right" w:leader="dot" w:pos="9628"/>
+            </w:tabs>
+            <w:ind w:left="0"/>
+          </w:pPr>
+          <w:hyperlink w:anchor="_Toc202881016" w:history="1">
+            <w:r>
+              <w:rPr>
+                <w:rStyle w:val="ac"/>
+                <w:rFonts w:ascii="Times New Roman" w:hAnsi="Times New Roman" w:cs="Times New Roman"/>
+                <w:noProof/>
+                <w:sz w:val="24"/>
+                <w:szCs w:val="24"/>
+              </w:rPr>
+              <w:t>4</w:t>
+            </w:r>
+            <w:r>
+              <w:rPr>
+                <w:rStyle w:val="ac"/>
+                <w:rFonts w:ascii="Times New Roman" w:hAnsi="Times New Roman" w:cs="Times New Roman"/>
+                <w:noProof/>
+                <w:sz w:val="24"/>
+                <w:szCs w:val="24"/>
+              </w:rPr>
+              <w:t xml:space="preserve"> </w:t>
+            </w:r>
+            <w:r>
+              <w:rPr>
+                <w:rStyle w:val="ac"/>
+                <w:rFonts w:ascii="Times New Roman" w:hAnsi="Times New Roman" w:cs="Times New Roman"/>
+                <w:noProof/>
+                <w:sz w:val="24"/>
+                <w:szCs w:val="24"/>
+              </w:rPr>
+              <w:t>Зависимости</w:t>
+            </w:r>
+            <w:r>
+              <w:rPr>
+                <w:rFonts w:ascii="Times New Roman" w:hAnsi="Times New Roman" w:cs="Times New Roman"/>
+                <w:noProof/>
+                <w:webHidden/>
+                <w:sz w:val="24"/>
+                <w:szCs w:val="24"/>
+              </w:rPr>
+              <w:tab/>
+            </w:r>
+            <w:r>
+              <w:rPr>
+                <w:rFonts w:ascii="Times New Roman" w:hAnsi="Times New Roman" w:cs="Times New Roman"/>
+                <w:noProof/>
+                <w:webHidden/>
+                <w:sz w:val="24"/>
+                <w:szCs w:val="24"/>
+              </w:rPr>
+              <w:t>11</w:t>
+            </w:r>
+          </w:hyperlink>
+        </w:p>
+        <w:p>
+          <w:pPr>
+            <w:pStyle w:val="23"/>
+            <w:tabs>
+              <w:tab w:val="right" w:leader="dot" w:pos="9628"/>
+            </w:tabs>
+            <w:ind w:left="0"/>
+          </w:pPr>
+          <w:hyperlink w:anchor="_Toc202881016" w:history="1">
+            <w:r>
+              <w:rPr>
+                <w:rStyle w:val="ac"/>
+                <w:rFonts w:ascii="Times New Roman" w:hAnsi="Times New Roman" w:cs="Times New Roman"/>
+                <w:noProof/>
+                <w:sz w:val="24"/>
+                <w:szCs w:val="24"/>
+              </w:rPr>
+              <w:t>5</w:t>
+            </w:r>
+            <w:r>
+              <w:rPr>
+                <w:rStyle w:val="ac"/>
+                <w:rFonts w:ascii="Times New Roman" w:hAnsi="Times New Roman" w:cs="Times New Roman"/>
+                <w:noProof/>
+                <w:sz w:val="24"/>
+                <w:szCs w:val="24"/>
+              </w:rPr>
+              <w:t xml:space="preserve"> </w:t>
+            </w:r>
+            <w:r>
+              <w:rPr>
+                <w:rStyle w:val="ac"/>
+                <w:rFonts w:ascii="Times New Roman" w:hAnsi="Times New Roman" w:cs="Times New Roman"/>
+                <w:noProof/>
+                <w:sz w:val="24"/>
+                <w:szCs w:val="24"/>
+              </w:rPr>
+              <w:t>Целевая аудитория</w:t>
+            </w:r>
+            <w:r>
+              <w:rPr>
+                <w:rFonts w:ascii="Times New Roman" w:hAnsi="Times New Roman" w:cs="Times New Roman"/>
+                <w:noProof/>
+                <w:webHidden/>
+                <w:sz w:val="24"/>
+                <w:szCs w:val="24"/>
+              </w:rPr>
+              <w:tab/>
+            </w:r>
+            <w:r>
+              <w:rPr>
+                <w:rFonts w:ascii="Times New Roman" w:hAnsi="Times New Roman" w:cs="Times New Roman"/>
+                <w:noProof/>
+                <w:webHidden/>
+                <w:sz w:val="24"/>
+                <w:szCs w:val="24"/>
+              </w:rPr>
+              <w:t>11</w:t>
+            </w:r>
+          </w:hyperlink>
+        </w:p>
+        <w:p/>
+        <w:p>
+          <w:pPr>
+            <w:pStyle w:val="23"/>
+            <w:tabs>
+              <w:tab w:val="right" w:leader="dot" w:pos="9628"/>
+            </w:tabs>
+            <w:ind w:left="0"/>
+            <w:rPr>
+              <w:rFonts w:ascii="Times New Roman" w:eastAsiaTheme="minorEastAsia" w:hAnsi="Times New Roman" w:cs="Times New Roman"/>
+              <w:noProof/>
+              <w:sz w:val="24"/>
+              <w:szCs w:val="24"/>
+              <w:lang w:val="en-US" w:eastAsia="ru-RU"/>
+            </w:rPr>
+          </w:pPr>
+          <w:r>
+            <w:rPr>
+              <w:rFonts w:ascii="Times New Roman" w:hAnsi="Times New Roman" w:cs="Times New Roman"/>
+              <w:b/>
+              <w:bCs/>
+              <w:sz w:val="24"/>
+              <w:szCs w:val="24"/>
+            </w:rPr>
+            <w:fldChar w:fldCharType="end"/>
+          </w:r>
+        </w:p>
+        <w:p>
+          <w:pPr>
+            <w:rPr>
+              <w:lang w:val="en-US" w:eastAsia="ru-RU"/>
+            </w:rPr>
+          </w:pPr>
+        </w:p>
+      </w:sdtContent>
+    </w:sdt>
+    <w:p>
+      <w:r>
+        <w:br w:type="page"/>
+      </w:r>
+    </w:p>
+    <w:p>
+      <w:pPr>
+        <w:rPr>
+          <w:rFonts w:ascii="Arial" w:hAnsi="Arial" w:cs="Arial"/>
+          <w:sz w:val="28"/>
+          <w:szCs w:val="28"/>
+        </w:rPr>
+      </w:pPr>
+      <w:r>
+        <w:rPr>
+          <w:rFonts w:ascii="Arial" w:hAnsi="Arial" w:cs="Arial"/>
+          <w:sz w:val="28"/>
+          <w:szCs w:val="28"/>
+        </w:rPr>
+        <w:lastRenderedPageBreak/>
+        <w:t xml:space="preserve">Документация </w:t>
+      </w:r>
+      <w:proofErr w:type="spellStart"/>
+      <w:r>
+        <w:rPr>
+          <w:rFonts w:ascii="Arial" w:hAnsi="Arial" w:cs="Arial"/>
+          <w:sz w:val="28"/>
+          <w:szCs w:val="28"/>
+        </w:rPr>
+        <w:t>JobRunner</w:t>
+      </w:r>
+      <w:proofErr w:type="spellEnd"/>
+    </w:p>
+    <w:p>
+      <w:pPr>
+        <w:rPr>
+          <w:rFonts w:ascii="Arial" w:hAnsi="Arial" w:cs="Arial"/>
+          <w:sz w:val="26"/>
+          <w:szCs w:val="26"/>
+        </w:rPr>
+      </w:pPr>
+      <w:r>
+        <w:rPr>
+          <w:rFonts w:ascii="Arial" w:hAnsi="Arial" w:cs="Arial"/>
+          <w:sz w:val="26"/>
+          <w:szCs w:val="26"/>
+        </w:rPr>
+        <w:t>Общее описание</w:t>
+      </w:r>
+    </w:p>
+    <w:p>
+      <w:pPr>
+        <w:rPr>
+          <w:rFonts w:ascii="Times New Roman" w:hAnsi="Times New Roman" w:cs="Times New Roman"/>
+          <w:sz w:val="24"/>
+          <w:szCs w:val="24"/>
+        </w:rPr>
+      </w:pPr>
+      <w:proofErr w:type="spellStart"/>
+      <w:r>
+        <w:rPr>
+          <w:rFonts w:ascii="Times New Roman" w:hAnsi="Times New Roman" w:cs="Times New Roman"/>
+          <w:sz w:val="24"/>
+          <w:szCs w:val="24"/>
+        </w:rPr>
+        <w:t>JobRunner</w:t>
+      </w:r>
+      <w:proofErr w:type="spellEnd"/>
+      <w:r>
+        <w:rPr>
+          <w:rFonts w:ascii="Times New Roman" w:hAnsi="Times New Roman" w:cs="Times New Roman"/>
+          <w:sz w:val="24"/>
+          <w:szCs w:val="24"/>
+        </w:rPr>
+        <w:t> — это библиотека для .NET (совместимость с .NET Standard 2.0), реализующая гибкий планировщик заданий. Библиотека построена на принципах чистой архитектуры: Core слой не зависит от конкретной реализации планировщика (</w:t>
+      </w:r>
+      <w:hyperlink r:id="rId6" w:tgtFrame="_blank" w:history="1">
+        <w:r>
+          <w:rPr>
+            <w:rStyle w:val="ac"/>
+            <w:rFonts w:ascii="Times New Roman" w:hAnsi="Times New Roman" w:cs="Times New Roman"/>
+            <w:sz w:val="24"/>
+            <w:szCs w:val="24"/>
+          </w:rPr>
+          <w:t>Quartz.NET</w:t>
+        </w:r>
+      </w:hyperlink>
+      <w:r>
+        <w:rPr>
+          <w:rFonts w:ascii="Times New Roman" w:hAnsi="Times New Roman" w:cs="Times New Roman"/>
+          <w:sz w:val="24"/>
+          <w:szCs w:val="24"/>
+        </w:rPr>
+        <w:t> используется в Infrastructure слое).</w:t>
+      </w:r>
+    </w:p>
+    <w:p>
+      <w:pPr>
+        <w:rPr>
+          <w:rFonts w:ascii="Times New Roman" w:hAnsi="Times New Roman" w:cs="Times New Roman"/>
+          <w:sz w:val="24"/>
+          <w:szCs w:val="24"/>
+        </w:rPr>
+      </w:pPr>
+      <w:r>
+        <w:rPr>
+          <w:rFonts w:ascii="Times New Roman" w:hAnsi="Times New Roman" w:cs="Times New Roman"/>
+          <w:sz w:val="24"/>
+          <w:szCs w:val="24"/>
+        </w:rPr>
+        <w:t>Целевая платформа</w:t>
+      </w:r>
+    </w:p>
+    <w:p>
+      <w:pPr>
+        <w:numPr>
+          <w:ilvl w:val="0"/>
+          <w:numId w:val="1"/>
+        </w:numPr>
+        <w:rPr>
+          <w:rFonts w:ascii="Times New Roman" w:hAnsi="Times New Roman" w:cs="Times New Roman"/>
+          <w:sz w:val="24"/>
+          <w:szCs w:val="24"/>
+        </w:rPr>
+      </w:pPr>
+      <w:r>
+        <w:rPr>
+          <w:rFonts w:ascii="Times New Roman" w:hAnsi="Times New Roman" w:cs="Times New Roman"/>
+          <w:sz w:val="24"/>
+          <w:szCs w:val="24"/>
+        </w:rPr>
+        <w:t>.NET Standard 2.0</w:t>
+      </w:r>
+    </w:p>
+    <w:p>
+      <w:pPr>
+        <w:numPr>
+          <w:ilvl w:val="0"/>
+          <w:numId w:val="1"/>
+        </w:numPr>
+        <w:rPr>
+          <w:rFonts w:ascii="Times New Roman" w:hAnsi="Times New Roman" w:cs="Times New Roman"/>
+          <w:sz w:val="24"/>
+          <w:szCs w:val="24"/>
+        </w:rPr>
+      </w:pPr>
+      <w:r>
+        <w:rPr>
+          <w:rFonts w:ascii="Times New Roman" w:hAnsi="Times New Roman" w:cs="Times New Roman"/>
+          <w:sz w:val="24"/>
+          <w:szCs w:val="24"/>
+        </w:rPr>
+        <w:t>C# 9.0 и выше</w:t>
+      </w:r>
+    </w:p>
+    <w:p>
+      <w:pPr>
+        <w:rPr>
+          <w:rFonts w:ascii="Times New Roman" w:hAnsi="Times New Roman" w:cs="Times New Roman"/>
+          <w:sz w:val="24"/>
+          <w:szCs w:val="24"/>
+        </w:rPr>
+      </w:pPr>
+      <w:r>
+        <w:rPr>
+          <w:rFonts w:ascii="Times New Roman" w:hAnsi="Times New Roman" w:cs="Times New Roman"/>
+          <w:sz w:val="24"/>
+          <w:szCs w:val="24"/>
+        </w:rPr>
+        <w:t>Основные возможности</w:t>
+      </w:r>
+    </w:p>
+    <w:p>
+      <w:pPr>
+        <w:numPr>
+          <w:ilvl w:val="0"/>
+          <w:numId w:val="2"/>
+        </w:numPr>
+        <w:rPr>
+          <w:rFonts w:ascii="Times New Roman" w:hAnsi="Times New Roman" w:cs="Times New Roman"/>
+          <w:sz w:val="24"/>
+          <w:szCs w:val="24"/>
+        </w:rPr>
+      </w:pPr>
+      <w:r>
+        <w:rPr>
+          <w:rFonts w:ascii="Times New Roman" w:hAnsi="Times New Roman" w:cs="Times New Roman"/>
+          <w:sz w:val="24"/>
+          <w:szCs w:val="24"/>
+        </w:rPr>
+        <w:t>Создание, обновление, удаление задач (CRUD)</w:t>
+      </w:r>
+    </w:p>
+    <w:p>
+      <w:pPr>
+        <w:numPr>
+          <w:ilvl w:val="0"/>
+          <w:numId w:val="2"/>
+        </w:numPr>
+        <w:rPr>
+          <w:rFonts w:ascii="Times New Roman" w:hAnsi="Times New Roman" w:cs="Times New Roman"/>
+          <w:sz w:val="24"/>
+          <w:szCs w:val="24"/>
+        </w:rPr>
+      </w:pPr>
+      <w:r>
+        <w:rPr>
+          <w:rFonts w:ascii="Times New Roman" w:hAnsi="Times New Roman" w:cs="Times New Roman"/>
+          <w:sz w:val="24"/>
+          <w:szCs w:val="24"/>
+        </w:rPr>
+        <w:t>Гибкие настройки расписания (однократное, интервальное, ежедневное, еженедельное, ежемесячное, ежегодное)</w:t>
+      </w:r>
+    </w:p>
+    <w:p>
+      <w:pPr>
+        <w:numPr>
+          <w:ilvl w:val="0"/>
+          <w:numId w:val="2"/>
+        </w:numPr>
+        <w:rPr>
+          <w:rFonts w:ascii="Times New Roman" w:hAnsi="Times New Roman" w:cs="Times New Roman"/>
+          <w:sz w:val="24"/>
+          <w:szCs w:val="24"/>
+        </w:rPr>
+      </w:pPr>
+      <w:r>
+        <w:rPr>
+          <w:rFonts w:ascii="Times New Roman" w:hAnsi="Times New Roman" w:cs="Times New Roman"/>
+          <w:sz w:val="24"/>
+          <w:szCs w:val="24"/>
+        </w:rPr>
+        <w:t>Параллельное выполнение задач (с контролем конкурентности)</w:t>
+      </w:r>
+    </w:p>
+    <w:p>
+      <w:pPr>
+        <w:numPr>
+          <w:ilvl w:val="0"/>
+          <w:numId w:val="2"/>
+        </w:numPr>
+        <w:rPr>
+          <w:rFonts w:ascii="Times New Roman" w:hAnsi="Times New Roman" w:cs="Times New Roman"/>
+          <w:sz w:val="24"/>
+          <w:szCs w:val="24"/>
+        </w:rPr>
+      </w:pPr>
+      <w:r>
+        <w:rPr>
+          <w:rFonts w:ascii="Times New Roman" w:hAnsi="Times New Roman" w:cs="Times New Roman"/>
+          <w:sz w:val="24"/>
+          <w:szCs w:val="24"/>
+        </w:rPr>
+        <w:t>Асинхронное выполнение (без ожидания завершения процесса)</w:t>
+      </w:r>
+    </w:p>
+    <w:p>
+      <w:pPr>
+        <w:numPr>
+          <w:ilvl w:val="0"/>
+          <w:numId w:val="2"/>
+        </w:numPr>
+        <w:rPr>
+          <w:rFonts w:ascii="Times New Roman" w:hAnsi="Times New Roman" w:cs="Times New Roman"/>
+          <w:sz w:val="24"/>
+          <w:szCs w:val="24"/>
+        </w:rPr>
+      </w:pPr>
+      <w:r>
+        <w:rPr>
+          <w:rFonts w:ascii="Times New Roman" w:hAnsi="Times New Roman" w:cs="Times New Roman"/>
+          <w:sz w:val="24"/>
+          <w:szCs w:val="24"/>
+        </w:rPr>
+        <w:t>Таймаут выполнения задачи</w:t>
+      </w:r>
+    </w:p>
+    <w:p>
+      <w:pPr>
+        <w:numPr>
+          <w:ilvl w:val="0"/>
+          <w:numId w:val="2"/>
+        </w:numPr>
+        <w:rPr>
+          <w:rFonts w:ascii="Times New Roman" w:hAnsi="Times New Roman" w:cs="Times New Roman"/>
+          <w:sz w:val="24"/>
+          <w:szCs w:val="24"/>
+        </w:rPr>
+      </w:pPr>
+      <w:r>
+        <w:rPr>
+          <w:rFonts w:ascii="Times New Roman" w:hAnsi="Times New Roman" w:cs="Times New Roman"/>
+          <w:sz w:val="24"/>
+          <w:szCs w:val="24"/>
+        </w:rPr>
+        <w:t>Метаданные выполнения (статистика, PID, ошибки)</w:t>
+      </w:r>
+    </w:p>
+    <w:p>
+      <w:pPr>
+        <w:numPr>
+          <w:ilvl w:val="0"/>
+          <w:numId w:val="2"/>
+        </w:numPr>
+        <w:rPr>
+          <w:rFonts w:ascii="Times New Roman" w:hAnsi="Times New Roman" w:cs="Times New Roman"/>
+          <w:sz w:val="24"/>
+          <w:szCs w:val="24"/>
+        </w:rPr>
+      </w:pPr>
+      <w:r>
+        <w:rPr>
+          <w:rFonts w:ascii="Times New Roman" w:hAnsi="Times New Roman" w:cs="Times New Roman"/>
+          <w:sz w:val="24"/>
+          <w:szCs w:val="24"/>
+        </w:rPr>
+        <w:t>Метки (теги) для категоризации задач</w:t>
+      </w:r>
+    </w:p>
+    <w:p>
+      <w:pPr>
+        <w:numPr>
+          <w:ilvl w:val="0"/>
+          <w:numId w:val="2"/>
+        </w:numPr>
+        <w:rPr>
+          <w:rFonts w:ascii="Times New Roman" w:hAnsi="Times New Roman" w:cs="Times New Roman"/>
+          <w:sz w:val="24"/>
+          <w:szCs w:val="24"/>
+        </w:rPr>
+      </w:pPr>
+      <w:r>
+        <w:rPr>
+          <w:rFonts w:ascii="Times New Roman" w:hAnsi="Times New Roman" w:cs="Times New Roman"/>
+          <w:sz w:val="24"/>
+          <w:szCs w:val="24"/>
+        </w:rPr>
+        <w:t>Уведомления до/после выполнения (</w:t>
+      </w:r>
+      <w:proofErr w:type="spellStart"/>
+      <w:r>
+        <w:rPr>
+          <w:rFonts w:ascii="Times New Roman" w:hAnsi="Times New Roman" w:cs="Times New Roman"/>
+          <w:sz w:val="24"/>
+          <w:szCs w:val="24"/>
+        </w:rPr>
+        <w:t>Email</w:t>
+      </w:r>
+      <w:proofErr w:type="spellEnd"/>
+      <w:r>
+        <w:rPr>
+          <w:rFonts w:ascii="Times New Roman" w:hAnsi="Times New Roman" w:cs="Times New Roman"/>
+          <w:sz w:val="24"/>
+          <w:szCs w:val="24"/>
+        </w:rPr>
+        <w:t xml:space="preserve">, Telegram, </w:t>
+      </w:r>
+      <w:proofErr w:type="spellStart"/>
+      <w:r>
+        <w:rPr>
+          <w:rFonts w:ascii="Times New Roman" w:hAnsi="Times New Roman" w:cs="Times New Roman"/>
+          <w:sz w:val="24"/>
+          <w:szCs w:val="24"/>
+        </w:rPr>
+        <w:t>Webhook</w:t>
+      </w:r>
+      <w:proofErr w:type="spellEnd"/>
+      <w:r>
+        <w:rPr>
+          <w:rFonts w:ascii="Times New Roman" w:hAnsi="Times New Roman" w:cs="Times New Roman"/>
+          <w:sz w:val="24"/>
+          <w:szCs w:val="24"/>
+        </w:rPr>
+        <w:t xml:space="preserve">, </w:t>
+      </w:r>
+      <w:proofErr w:type="spellStart"/>
+      <w:r>
+        <w:rPr>
+          <w:rFonts w:ascii="Times New Roman" w:hAnsi="Times New Roman" w:cs="Times New Roman"/>
+          <w:sz w:val="24"/>
+          <w:szCs w:val="24"/>
+        </w:rPr>
+        <w:t>Popup</w:t>
+      </w:r>
+      <w:proofErr w:type="spellEnd"/>
+      <w:r>
+        <w:rPr>
+          <w:rFonts w:ascii="Times New Roman" w:hAnsi="Times New Roman" w:cs="Times New Roman"/>
+          <w:sz w:val="24"/>
+          <w:szCs w:val="24"/>
+        </w:rPr>
+        <w:t xml:space="preserve">, </w:t>
+      </w:r>
+      <w:proofErr w:type="spellStart"/>
+      <w:r>
+        <w:rPr>
+          <w:rFonts w:ascii="Times New Roman" w:hAnsi="Times New Roman" w:cs="Times New Roman"/>
+          <w:sz w:val="24"/>
+          <w:szCs w:val="24"/>
+        </w:rPr>
+        <w:t>LogFile</w:t>
+      </w:r>
+      <w:proofErr w:type="spellEnd"/>
+      <w:r>
+        <w:rPr>
+          <w:rFonts w:ascii="Times New Roman" w:hAnsi="Times New Roman" w:cs="Times New Roman"/>
+          <w:sz w:val="24"/>
+          <w:szCs w:val="24"/>
+        </w:rPr>
+        <w:t xml:space="preserve">, </w:t>
+      </w:r>
+      <w:proofErr w:type="spellStart"/>
+      <w:r>
+        <w:rPr>
+          <w:rFonts w:ascii="Times New Roman" w:hAnsi="Times New Roman" w:cs="Times New Roman"/>
+          <w:sz w:val="24"/>
+          <w:szCs w:val="24"/>
+        </w:rPr>
+        <w:t>EventLog</w:t>
+      </w:r>
+      <w:proofErr w:type="spellEnd"/>
+      <w:r>
+        <w:rPr>
+          <w:rFonts w:ascii="Times New Roman" w:hAnsi="Times New Roman" w:cs="Times New Roman"/>
+          <w:sz w:val="24"/>
+          <w:szCs w:val="24"/>
+        </w:rPr>
+        <w:t>)</w:t>
+      </w:r>
+    </w:p>
+    <w:p>
+      <w:pPr>
+        <w:numPr>
+          <w:ilvl w:val="0"/>
+          <w:numId w:val="2"/>
+        </w:numPr>
+        <w:rPr>
+          <w:rFonts w:ascii="Times New Roman" w:hAnsi="Times New Roman" w:cs="Times New Roman"/>
+          <w:sz w:val="24"/>
+          <w:szCs w:val="24"/>
+        </w:rPr>
+      </w:pPr>
+      <w:r>
+        <w:rPr>
+          <w:rFonts w:ascii="Times New Roman" w:hAnsi="Times New Roman" w:cs="Times New Roman"/>
+          <w:sz w:val="24"/>
+          <w:szCs w:val="24"/>
+        </w:rPr>
+        <w:t>Шифрование чувствительных аргументов командной строки</w:t>
+      </w:r>
+    </w:p>
+    <w:p>
+      <w:pPr>
+        <w:numPr>
+          <w:ilvl w:val="0"/>
+          <w:numId w:val="2"/>
+        </w:numPr>
+        <w:rPr>
+          <w:rFonts w:ascii="Times New Roman" w:hAnsi="Times New Roman" w:cs="Times New Roman"/>
+          <w:sz w:val="24"/>
+          <w:szCs w:val="24"/>
+        </w:rPr>
+      </w:pPr>
+      <w:r>
+        <w:rPr>
+          <w:rFonts w:ascii="Times New Roman" w:hAnsi="Times New Roman" w:cs="Times New Roman"/>
+          <w:sz w:val="24"/>
+          <w:szCs w:val="24"/>
+        </w:rPr>
+        <w:t>Повторные попытки при ошибках (с различными стратегиями)</w:t>
+      </w:r>
+    </w:p>
+    <w:p>
+      <w:pPr>
+        <w:numPr>
+          <w:ilvl w:val="0"/>
+          <w:numId w:val="2"/>
+        </w:numPr>
+        <w:rPr>
+          <w:rFonts w:ascii="Times New Roman" w:hAnsi="Times New Roman" w:cs="Times New Roman"/>
+          <w:sz w:val="24"/>
+          <w:szCs w:val="24"/>
           <w:lang w:val="en-US"/>
         </w:rPr>
       </w:pPr>
       <w:r>
+        <w:rPr>
+          <w:rFonts w:ascii="Times New Roman" w:hAnsi="Times New Roman" w:cs="Times New Roman"/>
+          <w:sz w:val="24"/>
+          <w:szCs w:val="24"/>
+        </w:rPr>
+        <w:t>Доменные</w:t>
+      </w:r>
+      <w:r>
+        <w:rPr>
+          <w:rFonts w:ascii="Times New Roman" w:hAnsi="Times New Roman" w:cs="Times New Roman"/>
+          <w:sz w:val="24"/>
+          <w:szCs w:val="24"/>
+          <w:lang w:val="en-US"/>
+        </w:rPr>
+        <w:t xml:space="preserve"> </w:t>
+      </w:r>
+      <w:r>
+        <w:rPr>
+          <w:rFonts w:ascii="Times New Roman" w:hAnsi="Times New Roman" w:cs="Times New Roman"/>
+          <w:sz w:val="24"/>
+          <w:szCs w:val="24"/>
+        </w:rPr>
+        <w:t>события</w:t>
+      </w:r>
+      <w:r>
+        <w:rPr>
+          <w:rFonts w:ascii="Times New Roman" w:hAnsi="Times New Roman" w:cs="Times New Roman"/>
+          <w:sz w:val="24"/>
+          <w:szCs w:val="24"/>
+          <w:lang w:val="en-US"/>
+        </w:rPr>
+        <w:t xml:space="preserve"> (</w:t>
+      </w:r>
+      <w:proofErr w:type="spellStart"/>
+      <w:r>
+        <w:rPr>
+          <w:rFonts w:ascii="Times New Roman" w:hAnsi="Times New Roman" w:cs="Times New Roman"/>
+          <w:sz w:val="24"/>
+          <w:szCs w:val="24"/>
+          <w:lang w:val="en-US"/>
+        </w:rPr>
+        <w:t>TaskCreated</w:t>
+      </w:r>
+      <w:proofErr w:type="spellEnd"/>
+      <w:r>
+        <w:rPr>
+          <w:rFonts w:ascii="Times New Roman" w:hAnsi="Times New Roman" w:cs="Times New Roman"/>
+          <w:sz w:val="24"/>
+          <w:szCs w:val="24"/>
+          <w:lang w:val="en-US"/>
+        </w:rPr>
+        <w:t xml:space="preserve">, </w:t>
+      </w:r>
+      <w:proofErr w:type="spellStart"/>
+      <w:r>
+        <w:rPr>
+          <w:rFonts w:ascii="Times New Roman" w:hAnsi="Times New Roman" w:cs="Times New Roman"/>
+          <w:sz w:val="24"/>
+          <w:szCs w:val="24"/>
+          <w:lang w:val="en-US"/>
+        </w:rPr>
+        <w:t>TaskStarted</w:t>
+      </w:r>
+      <w:proofErr w:type="spellEnd"/>
+      <w:r>
+        <w:rPr>
+          <w:rFonts w:ascii="Times New Roman" w:hAnsi="Times New Roman" w:cs="Times New Roman"/>
+          <w:sz w:val="24"/>
+          <w:szCs w:val="24"/>
+          <w:lang w:val="en-US"/>
+        </w:rPr>
+        <w:t xml:space="preserve">, </w:t>
+      </w:r>
+      <w:proofErr w:type="spellStart"/>
+      <w:r>
+        <w:rPr>
+          <w:rFonts w:ascii="Times New Roman" w:hAnsi="Times New Roman" w:cs="Times New Roman"/>
+          <w:sz w:val="24"/>
+          <w:szCs w:val="24"/>
+          <w:lang w:val="en-US"/>
+        </w:rPr>
+        <w:t>TaskCompleted</w:t>
+      </w:r>
+      <w:proofErr w:type="spellEnd"/>
+      <w:r>
+        <w:rPr>
+          <w:rFonts w:ascii="Times New Roman" w:hAnsi="Times New Roman" w:cs="Times New Roman"/>
+          <w:sz w:val="24"/>
+          <w:szCs w:val="24"/>
+          <w:lang w:val="en-US"/>
+        </w:rPr>
+        <w:t xml:space="preserve">, </w:t>
+      </w:r>
+      <w:proofErr w:type="spellStart"/>
+      <w:r>
+        <w:rPr>
+          <w:rFonts w:ascii="Times New Roman" w:hAnsi="Times New Roman" w:cs="Times New Roman"/>
+          <w:sz w:val="24"/>
+          <w:szCs w:val="24"/>
+          <w:lang w:val="en-US"/>
+        </w:rPr>
+        <w:t>TaskFailed</w:t>
+      </w:r>
+      <w:proofErr w:type="spellEnd"/>
+      <w:r>
+        <w:rPr>
+          <w:rFonts w:ascii="Times New Roman" w:hAnsi="Times New Roman" w:cs="Times New Roman"/>
+          <w:sz w:val="24"/>
+          <w:szCs w:val="24"/>
+          <w:lang w:val="en-US"/>
+        </w:rPr>
+        <w:t xml:space="preserve"> </w:t>
+      </w:r>
+      <w:r>
+        <w:rPr>
+          <w:rFonts w:ascii="Times New Roman" w:hAnsi="Times New Roman" w:cs="Times New Roman"/>
+          <w:sz w:val="24"/>
+          <w:szCs w:val="24"/>
+        </w:rPr>
+        <w:t>и</w:t>
+      </w:r>
+      <w:r>
+        <w:rPr>
+          <w:rFonts w:ascii="Times New Roman" w:hAnsi="Times New Roman" w:cs="Times New Roman"/>
+          <w:sz w:val="24"/>
+          <w:szCs w:val="24"/>
+          <w:lang w:val="en-US"/>
+        </w:rPr>
+        <w:t xml:space="preserve"> </w:t>
+      </w:r>
+      <w:proofErr w:type="spellStart"/>
+      <w:r>
+        <w:rPr>
+          <w:rFonts w:ascii="Times New Roman" w:hAnsi="Times New Roman" w:cs="Times New Roman"/>
+          <w:sz w:val="24"/>
+          <w:szCs w:val="24"/>
+        </w:rPr>
+        <w:t>др</w:t>
+      </w:r>
+      <w:proofErr w:type="spellEnd"/>
+      <w:r>
+        <w:rPr>
+          <w:rFonts w:ascii="Times New Roman" w:hAnsi="Times New Roman" w:cs="Times New Roman"/>
+          <w:sz w:val="24"/>
+          <w:szCs w:val="24"/>
+          <w:lang w:val="en-US"/>
+        </w:rPr>
+        <w:t>.)</w:t>
+      </w:r>
+    </w:p>
+    <w:p>
+      <w:pPr>
+        <w:numPr>
+          <w:ilvl w:val="0"/>
+          <w:numId w:val="2"/>
+        </w:numPr>
+        <w:rPr>
+          <w:rFonts w:ascii="Times New Roman" w:hAnsi="Times New Roman" w:cs="Times New Roman"/>
+          <w:sz w:val="24"/>
+          <w:szCs w:val="24"/>
+        </w:rPr>
+      </w:pPr>
+      <w:r>
+        <w:rPr>
+          <w:rFonts w:ascii="Times New Roman" w:hAnsi="Times New Roman" w:cs="Times New Roman"/>
+          <w:sz w:val="24"/>
+          <w:szCs w:val="24"/>
+        </w:rPr>
+        <w:t>Пагинация и безопасная фильтрация</w:t>
+      </w:r>
+    </w:p>
+    <w:p>
+      <w:pPr>
+        <w:spacing w:before="240" w:after="240"/>
+        <w:rPr>
+          <w:rFonts w:ascii="Arial" w:hAnsi="Arial" w:cs="Arial"/>
+          <w:sz w:val="26"/>
+          <w:szCs w:val="26"/>
+        </w:rPr>
+      </w:pPr>
+      <w:r>
+        <w:rPr>
+          <w:rFonts w:ascii="Arial" w:hAnsi="Arial" w:cs="Arial"/>
+          <w:sz w:val="28"/>
+          <w:szCs w:val="28"/>
+        </w:rPr>
+        <w:t xml:space="preserve">1. Структура папок </w:t>
+      </w:r>
+    </w:p>
+    <w:p>
+      <w:pPr>
+        <w:rPr>
+          <w:rFonts w:ascii="Times New Roman" w:hAnsi="Times New Roman" w:cs="Times New Roman"/>
+          <w:sz w:val="24"/>
+          <w:szCs w:val="24"/>
+        </w:rPr>
+      </w:pPr>
+      <w:proofErr w:type="spellStart"/>
+      <w:r>
+        <w:rPr>
+          <w:rFonts w:ascii="Times New Roman" w:hAnsi="Times New Roman" w:cs="Times New Roman"/>
+          <w:sz w:val="24"/>
+          <w:szCs w:val="24"/>
+        </w:rPr>
+        <w:t>JobRunner.Core</w:t>
+      </w:r>
+      <w:proofErr w:type="spellEnd"/>
+      <w:r>
+        <w:rPr>
+          <w:rFonts w:ascii="Times New Roman" w:hAnsi="Times New Roman" w:cs="Times New Roman"/>
+          <w:sz w:val="24"/>
+          <w:szCs w:val="24"/>
+        </w:rPr>
+        <w:t>/</w:t>
+      </w:r>
+    </w:p>
+    <w:p>
+      <w:pPr>
+        <w:rPr>
+          <w:rFonts w:ascii="Times New Roman" w:hAnsi="Times New Roman" w:cs="Times New Roman"/>
+          <w:sz w:val="24"/>
+          <w:szCs w:val="24"/>
+        </w:rPr>
+      </w:pPr>
+      <w:r>
+        <w:rPr>
+          <w:rFonts w:ascii="Times New Roman" w:eastAsia="MS Gothic" w:hAnsi="Times New Roman" w:cs="Times New Roman"/>
+          <w:sz w:val="24"/>
+          <w:szCs w:val="24"/>
+        </w:rPr>
+        <w:t>├</w:t>
+      </w:r>
+      <w:r>
+        <w:rPr>
+          <w:rFonts w:ascii="Times New Roman" w:hAnsi="Times New Roman" w:cs="Times New Roman"/>
+          <w:sz w:val="24"/>
+          <w:szCs w:val="24"/>
+        </w:rPr>
+        <w:t xml:space="preserve">── </w:t>
+      </w:r>
+      <w:proofErr w:type="spellStart"/>
+      <w:r>
+        <w:rPr>
+          <w:rFonts w:ascii="Times New Roman" w:hAnsi="Times New Roman" w:cs="Times New Roman"/>
+          <w:sz w:val="24"/>
+          <w:szCs w:val="24"/>
+        </w:rPr>
+        <w:t>Entities</w:t>
+      </w:r>
+      <w:proofErr w:type="spellEnd"/>
+      <w:r>
+        <w:rPr>
+          <w:rFonts w:ascii="Times New Roman" w:hAnsi="Times New Roman" w:cs="Times New Roman"/>
+          <w:sz w:val="24"/>
+          <w:szCs w:val="24"/>
+        </w:rPr>
+        <w:t>/                    # Сущности и интерфейсы доменной модели</w:t>
+      </w:r>
+    </w:p>
+    <w:p>
+      <w:pPr>
+        <w:rPr>
+          <w:rFonts w:ascii="Times New Roman" w:hAnsi="Times New Roman" w:cs="Times New Roman"/>
+          <w:sz w:val="24"/>
+          <w:szCs w:val="24"/>
+          <w:lang w:val="en-US"/>
+        </w:rPr>
+      </w:pPr>
+      <w:r>
+        <w:rPr>
+          <w:rFonts w:ascii="Times New Roman" w:eastAsia="MS Gothic" w:hAnsi="Times New Roman" w:cs="Times New Roman"/>
+          <w:sz w:val="24"/>
+          <w:szCs w:val="24"/>
+          <w:lang w:val="en-US"/>
+        </w:rPr>
+        <w:t>├</w:t>
+      </w:r>
+      <w:r>
+        <w:rPr>
+          <w:rFonts w:ascii="Times New Roman" w:hAnsi="Times New Roman" w:cs="Times New Roman"/>
+          <w:sz w:val="24"/>
+          <w:szCs w:val="24"/>
+          <w:lang w:val="en-US"/>
+        </w:rPr>
+        <w:t xml:space="preserve">── Entities/Enums/              # </w:t>
+      </w:r>
+      <w:r>
+        <w:rPr>
+          <w:rFonts w:ascii="Times New Roman" w:hAnsi="Times New Roman" w:cs="Times New Roman"/>
+          <w:sz w:val="24"/>
+          <w:szCs w:val="24"/>
+        </w:rPr>
+        <w:t>Перечисления</w:t>
+      </w:r>
+    </w:p>
+    <w:p>
+      <w:pPr>
+        <w:rPr>
+          <w:rFonts w:ascii="Times New Roman" w:hAnsi="Times New Roman" w:cs="Times New Roman"/>
+          <w:sz w:val="24"/>
+          <w:szCs w:val="24"/>
+          <w:lang w:val="en-US"/>
+        </w:rPr>
+      </w:pPr>
+      <w:r>
+        <w:rPr>
+          <w:rFonts w:ascii="Times New Roman" w:eastAsia="MS Gothic" w:hAnsi="Times New Roman" w:cs="Times New Roman"/>
+          <w:sz w:val="24"/>
+          <w:szCs w:val="24"/>
+          <w:lang w:val="en-US"/>
+        </w:rPr>
+        <w:t>├</w:t>
+      </w:r>
+      <w:r>
+        <w:rPr>
+          <w:rFonts w:ascii="Times New Roman" w:hAnsi="Times New Roman" w:cs="Times New Roman"/>
+          <w:sz w:val="24"/>
+          <w:szCs w:val="24"/>
+          <w:lang w:val="en-US"/>
+        </w:rPr>
+        <w:t>── Entities/</w:t>
+      </w:r>
+      <w:proofErr w:type="spellStart"/>
+      <w:r>
+        <w:rPr>
+          <w:rFonts w:ascii="Times New Roman" w:hAnsi="Times New Roman" w:cs="Times New Roman"/>
+          <w:sz w:val="24"/>
+          <w:szCs w:val="24"/>
+          <w:lang w:val="en-US"/>
+        </w:rPr>
+        <w:t>ValueObjects</w:t>
+      </w:r>
+      <w:proofErr w:type="spellEnd"/>
+      <w:r>
+        <w:rPr>
+          <w:rFonts w:ascii="Times New Roman" w:hAnsi="Times New Roman" w:cs="Times New Roman"/>
+          <w:sz w:val="24"/>
+          <w:szCs w:val="24"/>
+          <w:lang w:val="en-US"/>
+        </w:rPr>
+        <w:t>/       # Value Objects (</w:t>
+      </w:r>
+      <w:r>
+        <w:rPr>
+          <w:rFonts w:ascii="Times New Roman" w:hAnsi="Times New Roman" w:cs="Times New Roman"/>
+          <w:sz w:val="24"/>
+          <w:szCs w:val="24"/>
+        </w:rPr>
+        <w:t>настройки</w:t>
+      </w:r>
+      <w:r>
+        <w:rPr>
+          <w:rFonts w:ascii="Times New Roman" w:hAnsi="Times New Roman" w:cs="Times New Roman"/>
+          <w:sz w:val="24"/>
+          <w:szCs w:val="24"/>
+          <w:lang w:val="en-US"/>
+        </w:rPr>
+        <w:t xml:space="preserve">, </w:t>
+      </w:r>
+      <w:r>
+        <w:rPr>
+          <w:rFonts w:ascii="Times New Roman" w:hAnsi="Times New Roman" w:cs="Times New Roman"/>
+          <w:sz w:val="24"/>
+          <w:szCs w:val="24"/>
+        </w:rPr>
+        <w:t>метаданные</w:t>
+      </w:r>
+      <w:r>
+        <w:rPr>
+          <w:rFonts w:ascii="Times New Roman" w:hAnsi="Times New Roman" w:cs="Times New Roman"/>
+          <w:sz w:val="24"/>
+          <w:szCs w:val="24"/>
+          <w:lang w:val="en-US"/>
+        </w:rPr>
+        <w:t>)</w:t>
+      </w:r>
+    </w:p>
+    <w:p>
+      <w:pPr>
+        <w:rPr>
+          <w:rFonts w:ascii="Times New Roman" w:hAnsi="Times New Roman" w:cs="Times New Roman"/>
+          <w:sz w:val="24"/>
+          <w:szCs w:val="24"/>
+        </w:rPr>
+      </w:pPr>
+      <w:r>
+        <w:rPr>
+          <w:rFonts w:ascii="Times New Roman" w:eastAsia="MS Gothic" w:hAnsi="Times New Roman" w:cs="Times New Roman"/>
+          <w:sz w:val="24"/>
+          <w:szCs w:val="24"/>
+        </w:rPr>
+        <w:t>├</w:t>
+      </w:r>
+      <w:r>
+        <w:rPr>
+          <w:rFonts w:ascii="Times New Roman" w:hAnsi="Times New Roman" w:cs="Times New Roman"/>
+          <w:sz w:val="24"/>
+          <w:szCs w:val="24"/>
+        </w:rPr>
+        <w:t xml:space="preserve">── </w:t>
+      </w:r>
+      <w:proofErr w:type="spellStart"/>
+      <w:r>
+        <w:rPr>
+          <w:rFonts w:ascii="Times New Roman" w:hAnsi="Times New Roman" w:cs="Times New Roman"/>
+          <w:sz w:val="24"/>
+          <w:szCs w:val="24"/>
+        </w:rPr>
+        <w:t>DefaultImplementations</w:t>
+      </w:r>
+      <w:proofErr w:type="spellEnd"/>
+      <w:r>
+        <w:rPr>
+          <w:rFonts w:ascii="Times New Roman" w:hAnsi="Times New Roman" w:cs="Times New Roman"/>
+          <w:sz w:val="24"/>
+          <w:szCs w:val="24"/>
+        </w:rPr>
+        <w:t>/      # Реализации по умолчанию (для быстрого старта)</w:t>
+      </w:r>
+    </w:p>
+    <w:p>
+      <w:pPr>
+        <w:rPr>
+          <w:rFonts w:ascii="Times New Roman" w:hAnsi="Times New Roman" w:cs="Times New Roman"/>
+          <w:sz w:val="24"/>
+          <w:szCs w:val="24"/>
+        </w:rPr>
+      </w:pPr>
+      <w:r>
+        <w:rPr>
+          <w:rFonts w:ascii="Times New Roman" w:eastAsia="MS Gothic" w:hAnsi="Times New Roman" w:cs="Times New Roman"/>
+          <w:sz w:val="24"/>
+          <w:szCs w:val="24"/>
+        </w:rPr>
+        <w:t>├</w:t>
+      </w:r>
+      <w:r>
+        <w:rPr>
+          <w:rFonts w:ascii="Times New Roman" w:hAnsi="Times New Roman" w:cs="Times New Roman"/>
+          <w:sz w:val="24"/>
+          <w:szCs w:val="24"/>
+        </w:rPr>
+        <w:t xml:space="preserve">── DTO/                         # Data Transfer </w:t>
+      </w:r>
+      <w:proofErr w:type="spellStart"/>
+      <w:r>
+        <w:rPr>
+          <w:rFonts w:ascii="Times New Roman" w:hAnsi="Times New Roman" w:cs="Times New Roman"/>
+          <w:sz w:val="24"/>
+          <w:szCs w:val="24"/>
+        </w:rPr>
+        <w:t>Objects</w:t>
+      </w:r>
+      <w:proofErr w:type="spellEnd"/>
+    </w:p>
+    <w:p>
+      <w:pPr>
+        <w:rPr>
+          <w:rFonts w:ascii="Times New Roman" w:hAnsi="Times New Roman" w:cs="Times New Roman"/>
+          <w:sz w:val="24"/>
+          <w:szCs w:val="24"/>
+        </w:rPr>
+      </w:pPr>
+      <w:r>
+        <w:rPr>
+          <w:rFonts w:ascii="Times New Roman" w:eastAsia="MS Gothic" w:hAnsi="Times New Roman" w:cs="Times New Roman"/>
+          <w:sz w:val="24"/>
+          <w:szCs w:val="24"/>
+        </w:rPr>
+        <w:t>├</w:t>
+      </w:r>
+      <w:r>
+        <w:rPr>
+          <w:rFonts w:ascii="Times New Roman" w:hAnsi="Times New Roman" w:cs="Times New Roman"/>
+          <w:sz w:val="24"/>
+          <w:szCs w:val="24"/>
+        </w:rPr>
+        <w:t>── DTO/</w:t>
+      </w:r>
+      <w:proofErr w:type="spellStart"/>
+      <w:r>
+        <w:rPr>
+          <w:rFonts w:ascii="Times New Roman" w:hAnsi="Times New Roman" w:cs="Times New Roman"/>
+          <w:sz w:val="24"/>
+          <w:szCs w:val="24"/>
+        </w:rPr>
+        <w:t>Pages</w:t>
+      </w:r>
+      <w:proofErr w:type="spellEnd"/>
+      <w:r>
+        <w:rPr>
+          <w:rFonts w:ascii="Times New Roman" w:hAnsi="Times New Roman" w:cs="Times New Roman"/>
+          <w:sz w:val="24"/>
+          <w:szCs w:val="24"/>
+        </w:rPr>
+        <w:t>/                   # DTO для пагинации</w:t>
+      </w:r>
+    </w:p>
+    <w:p>
+      <w:pPr>
+        <w:rPr>
+          <w:rFonts w:ascii="Times New Roman" w:hAnsi="Times New Roman" w:cs="Times New Roman"/>
+          <w:sz w:val="24"/>
+          <w:szCs w:val="24"/>
+        </w:rPr>
+      </w:pPr>
+      <w:r>
+        <w:rPr>
+          <w:rFonts w:ascii="Times New Roman" w:eastAsia="MS Gothic" w:hAnsi="Times New Roman" w:cs="Times New Roman"/>
+          <w:sz w:val="24"/>
+          <w:szCs w:val="24"/>
+        </w:rPr>
+        <w:t>├</w:t>
+      </w:r>
+      <w:r>
+        <w:rPr>
+          <w:rFonts w:ascii="Times New Roman" w:hAnsi="Times New Roman" w:cs="Times New Roman"/>
+          <w:sz w:val="24"/>
+          <w:szCs w:val="24"/>
+        </w:rPr>
+        <w:t xml:space="preserve">── </w:t>
+      </w:r>
+      <w:proofErr w:type="spellStart"/>
+      <w:r>
+        <w:rPr>
+          <w:rFonts w:ascii="Times New Roman" w:hAnsi="Times New Roman" w:cs="Times New Roman"/>
+          <w:sz w:val="24"/>
+          <w:szCs w:val="24"/>
+        </w:rPr>
+        <w:t>Events</w:t>
+      </w:r>
+      <w:proofErr w:type="spellEnd"/>
+      <w:r>
+        <w:rPr>
+          <w:rFonts w:ascii="Times New Roman" w:hAnsi="Times New Roman" w:cs="Times New Roman"/>
+          <w:sz w:val="24"/>
+          <w:szCs w:val="24"/>
+        </w:rPr>
+        <w:t>/                      # Доменные события и обработчики</w:t>
+      </w:r>
+    </w:p>
+    <w:p>
+      <w:pPr>
+        <w:rPr>
+          <w:rFonts w:ascii="Times New Roman" w:hAnsi="Times New Roman" w:cs="Times New Roman"/>
+          <w:sz w:val="24"/>
+          <w:szCs w:val="24"/>
+        </w:rPr>
+      </w:pPr>
+      <w:r>
+        <w:rPr>
+          <w:rFonts w:ascii="Times New Roman" w:eastAsia="MS Gothic" w:hAnsi="Times New Roman" w:cs="Times New Roman"/>
+          <w:sz w:val="24"/>
+          <w:szCs w:val="24"/>
+        </w:rPr>
+        <w:lastRenderedPageBreak/>
+        <w:t>├</w:t>
+      </w:r>
+      <w:r>
+        <w:rPr>
+          <w:rFonts w:ascii="Times New Roman" w:hAnsi="Times New Roman" w:cs="Times New Roman"/>
+          <w:sz w:val="24"/>
+          <w:szCs w:val="24"/>
+        </w:rPr>
+        <w:t xml:space="preserve">── </w:t>
+      </w:r>
+      <w:proofErr w:type="spellStart"/>
+      <w:r>
+        <w:rPr>
+          <w:rFonts w:ascii="Times New Roman" w:hAnsi="Times New Roman" w:cs="Times New Roman"/>
+          <w:sz w:val="24"/>
+          <w:szCs w:val="24"/>
+        </w:rPr>
+        <w:t>Events</w:t>
+      </w:r>
+      <w:proofErr w:type="spellEnd"/>
+      <w:r>
+        <w:rPr>
+          <w:rFonts w:ascii="Times New Roman" w:hAnsi="Times New Roman" w:cs="Times New Roman"/>
+          <w:sz w:val="24"/>
+          <w:szCs w:val="24"/>
+        </w:rPr>
+        <w:t>/</w:t>
+      </w:r>
+      <w:proofErr w:type="spellStart"/>
+      <w:r>
+        <w:rPr>
+          <w:rFonts w:ascii="Times New Roman" w:hAnsi="Times New Roman" w:cs="Times New Roman"/>
+          <w:sz w:val="24"/>
+          <w:szCs w:val="24"/>
+        </w:rPr>
+        <w:t>Handlers</w:t>
+      </w:r>
+      <w:proofErr w:type="spellEnd"/>
+      <w:r>
+        <w:rPr>
+          <w:rFonts w:ascii="Times New Roman" w:hAnsi="Times New Roman" w:cs="Times New Roman"/>
+          <w:sz w:val="24"/>
+          <w:szCs w:val="24"/>
+        </w:rPr>
+        <w:t>/             # Реализации обработчиков событий</w:t>
+      </w:r>
+    </w:p>
+    <w:p>
+      <w:pPr>
+        <w:rPr>
+          <w:rFonts w:ascii="Times New Roman" w:hAnsi="Times New Roman" w:cs="Times New Roman"/>
+          <w:sz w:val="24"/>
+          <w:szCs w:val="24"/>
+        </w:rPr>
+      </w:pPr>
+      <w:r>
+        <w:rPr>
+          <w:rFonts w:ascii="Times New Roman" w:eastAsia="MS Gothic" w:hAnsi="Times New Roman" w:cs="Times New Roman"/>
+          <w:sz w:val="24"/>
+          <w:szCs w:val="24"/>
+        </w:rPr>
+        <w:t>├</w:t>
+      </w:r>
+      <w:r>
+        <w:rPr>
+          <w:rFonts w:ascii="Times New Roman" w:hAnsi="Times New Roman" w:cs="Times New Roman"/>
+          <w:sz w:val="24"/>
+          <w:szCs w:val="24"/>
+        </w:rPr>
+        <w:t xml:space="preserve">── </w:t>
+      </w:r>
+      <w:proofErr w:type="spellStart"/>
+      <w:r>
+        <w:rPr>
+          <w:rFonts w:ascii="Times New Roman" w:hAnsi="Times New Roman" w:cs="Times New Roman"/>
+          <w:sz w:val="24"/>
+          <w:szCs w:val="24"/>
+        </w:rPr>
+        <w:t>Events</w:t>
+      </w:r>
+      <w:proofErr w:type="spellEnd"/>
+      <w:r>
+        <w:rPr>
+          <w:rFonts w:ascii="Times New Roman" w:hAnsi="Times New Roman" w:cs="Times New Roman"/>
+          <w:sz w:val="24"/>
+          <w:szCs w:val="24"/>
+        </w:rPr>
+        <w:t>/</w:t>
+      </w:r>
+      <w:proofErr w:type="spellStart"/>
+      <w:r>
+        <w:rPr>
+          <w:rFonts w:ascii="Times New Roman" w:hAnsi="Times New Roman" w:cs="Times New Roman"/>
+          <w:sz w:val="24"/>
+          <w:szCs w:val="24"/>
+        </w:rPr>
+        <w:t>TaskEvents</w:t>
+      </w:r>
+      <w:proofErr w:type="spellEnd"/>
+      <w:r>
+        <w:rPr>
+          <w:rFonts w:ascii="Times New Roman" w:hAnsi="Times New Roman" w:cs="Times New Roman"/>
+          <w:sz w:val="24"/>
+          <w:szCs w:val="24"/>
+        </w:rPr>
+        <w:t>/           # Типы событий (CRUD, статус, история)</w:t>
+      </w:r>
+    </w:p>
+    <w:p>
+      <w:pPr>
+        <w:rPr>
+          <w:rFonts w:ascii="Times New Roman" w:hAnsi="Times New Roman" w:cs="Times New Roman"/>
+          <w:sz w:val="24"/>
+          <w:szCs w:val="24"/>
+        </w:rPr>
+      </w:pPr>
+      <w:r>
+        <w:rPr>
+          <w:rFonts w:ascii="Times New Roman" w:eastAsia="MS Gothic" w:hAnsi="Times New Roman" w:cs="Times New Roman"/>
+          <w:sz w:val="24"/>
+          <w:szCs w:val="24"/>
+        </w:rPr>
+        <w:t>├</w:t>
+      </w:r>
+      <w:r>
+        <w:rPr>
+          <w:rFonts w:ascii="Times New Roman" w:hAnsi="Times New Roman" w:cs="Times New Roman"/>
+          <w:sz w:val="24"/>
+          <w:szCs w:val="24"/>
+        </w:rPr>
+        <w:t xml:space="preserve">── </w:t>
+      </w:r>
+      <w:proofErr w:type="spellStart"/>
+      <w:r>
+        <w:rPr>
+          <w:rFonts w:ascii="Times New Roman" w:hAnsi="Times New Roman" w:cs="Times New Roman"/>
+          <w:sz w:val="24"/>
+          <w:szCs w:val="24"/>
+        </w:rPr>
+        <w:t>Interfaces</w:t>
+      </w:r>
+      <w:proofErr w:type="spellEnd"/>
+      <w:r>
+        <w:rPr>
+          <w:rFonts w:ascii="Times New Roman" w:hAnsi="Times New Roman" w:cs="Times New Roman"/>
+          <w:sz w:val="24"/>
+          <w:szCs w:val="24"/>
+        </w:rPr>
+        <w:t>/                  # Все интерфейсы сервисов</w:t>
+      </w:r>
+    </w:p>
+    <w:p>
+      <w:pPr>
+        <w:rPr>
+          <w:rFonts w:ascii="Times New Roman" w:hAnsi="Times New Roman" w:cs="Times New Roman"/>
+          <w:sz w:val="24"/>
+          <w:szCs w:val="24"/>
+        </w:rPr>
+      </w:pPr>
+      <w:r>
+        <w:rPr>
+          <w:rFonts w:ascii="Times New Roman" w:eastAsia="MS Gothic" w:hAnsi="Times New Roman" w:cs="Times New Roman"/>
+          <w:sz w:val="24"/>
+          <w:szCs w:val="24"/>
+        </w:rPr>
+        <w:t>├</w:t>
+      </w:r>
+      <w:r>
+        <w:rPr>
+          <w:rFonts w:ascii="Times New Roman" w:hAnsi="Times New Roman" w:cs="Times New Roman"/>
+          <w:sz w:val="24"/>
+          <w:szCs w:val="24"/>
+        </w:rPr>
+        <w:t xml:space="preserve">── </w:t>
+      </w:r>
+      <w:proofErr w:type="spellStart"/>
+      <w:r>
+        <w:rPr>
+          <w:rFonts w:ascii="Times New Roman" w:hAnsi="Times New Roman" w:cs="Times New Roman"/>
+          <w:sz w:val="24"/>
+          <w:szCs w:val="24"/>
+        </w:rPr>
+        <w:t>Interfaces</w:t>
+      </w:r>
+      <w:proofErr w:type="spellEnd"/>
+      <w:r>
+        <w:rPr>
+          <w:rFonts w:ascii="Times New Roman" w:hAnsi="Times New Roman" w:cs="Times New Roman"/>
+          <w:sz w:val="24"/>
+          <w:szCs w:val="24"/>
+        </w:rPr>
+        <w:t>/</w:t>
+      </w:r>
+      <w:proofErr w:type="spellStart"/>
+      <w:r>
+        <w:rPr>
+          <w:rFonts w:ascii="Times New Roman" w:hAnsi="Times New Roman" w:cs="Times New Roman"/>
+          <w:sz w:val="24"/>
+          <w:szCs w:val="24"/>
+        </w:rPr>
+        <w:t>Converters</w:t>
+      </w:r>
+      <w:proofErr w:type="spellEnd"/>
+      <w:r>
+        <w:rPr>
+          <w:rFonts w:ascii="Times New Roman" w:hAnsi="Times New Roman" w:cs="Times New Roman"/>
+          <w:sz w:val="24"/>
+          <w:szCs w:val="24"/>
+        </w:rPr>
+        <w:t>/       # Конвертеры расписаний</w:t>
+      </w:r>
+    </w:p>
+    <w:p>
+      <w:pPr>
+        <w:rPr>
+          <w:rFonts w:ascii="Times New Roman" w:hAnsi="Times New Roman" w:cs="Times New Roman"/>
+          <w:sz w:val="24"/>
+          <w:szCs w:val="24"/>
+        </w:rPr>
+      </w:pPr>
+      <w:r>
+        <w:rPr>
+          <w:rFonts w:ascii="Times New Roman" w:eastAsia="MS Gothic" w:hAnsi="Times New Roman" w:cs="Times New Roman"/>
+          <w:sz w:val="24"/>
+          <w:szCs w:val="24"/>
+        </w:rPr>
+        <w:t>├</w:t>
+      </w:r>
+      <w:r>
+        <w:rPr>
+          <w:rFonts w:ascii="Times New Roman" w:hAnsi="Times New Roman" w:cs="Times New Roman"/>
+          <w:sz w:val="24"/>
+          <w:szCs w:val="24"/>
+        </w:rPr>
+        <w:t xml:space="preserve">── </w:t>
+      </w:r>
+      <w:proofErr w:type="spellStart"/>
+      <w:r>
+        <w:rPr>
+          <w:rFonts w:ascii="Times New Roman" w:hAnsi="Times New Roman" w:cs="Times New Roman"/>
+          <w:sz w:val="24"/>
+          <w:szCs w:val="24"/>
+        </w:rPr>
+        <w:t>Interfaces</w:t>
+      </w:r>
+      <w:proofErr w:type="spellEnd"/>
+      <w:r>
+        <w:rPr>
+          <w:rFonts w:ascii="Times New Roman" w:hAnsi="Times New Roman" w:cs="Times New Roman"/>
+          <w:sz w:val="24"/>
+          <w:szCs w:val="24"/>
+        </w:rPr>
+        <w:t>/Core/             # Базовые сервисы (CRUD, шифрование)</w:t>
+      </w:r>
+    </w:p>
+    <w:p>
+      <w:pPr>
+        <w:rPr>
+          <w:rFonts w:ascii="Times New Roman" w:hAnsi="Times New Roman" w:cs="Times New Roman"/>
+          <w:sz w:val="24"/>
+          <w:szCs w:val="24"/>
+        </w:rPr>
+      </w:pPr>
+      <w:r>
+        <w:rPr>
+          <w:rFonts w:ascii="Times New Roman" w:eastAsia="MS Gothic" w:hAnsi="Times New Roman" w:cs="Times New Roman"/>
+          <w:sz w:val="24"/>
+          <w:szCs w:val="24"/>
+        </w:rPr>
+        <w:t>├</w:t>
+      </w:r>
+      <w:r>
+        <w:rPr>
+          <w:rFonts w:ascii="Times New Roman" w:hAnsi="Times New Roman" w:cs="Times New Roman"/>
+          <w:sz w:val="24"/>
+          <w:szCs w:val="24"/>
+        </w:rPr>
+        <w:t xml:space="preserve">── </w:t>
+      </w:r>
+      <w:proofErr w:type="spellStart"/>
+      <w:r>
+        <w:rPr>
+          <w:rFonts w:ascii="Times New Roman" w:hAnsi="Times New Roman" w:cs="Times New Roman"/>
+          <w:sz w:val="24"/>
+          <w:szCs w:val="24"/>
+        </w:rPr>
+        <w:t>Interfaces</w:t>
+      </w:r>
+      <w:proofErr w:type="spellEnd"/>
+      <w:r>
+        <w:rPr>
+          <w:rFonts w:ascii="Times New Roman" w:hAnsi="Times New Roman" w:cs="Times New Roman"/>
+          <w:sz w:val="24"/>
+          <w:szCs w:val="24"/>
+        </w:rPr>
+        <w:t>/</w:t>
+      </w:r>
+      <w:proofErr w:type="spellStart"/>
+      <w:r>
+        <w:rPr>
+          <w:rFonts w:ascii="Times New Roman" w:hAnsi="Times New Roman" w:cs="Times New Roman"/>
+          <w:sz w:val="24"/>
+          <w:szCs w:val="24"/>
+        </w:rPr>
+        <w:t>EntityServices</w:t>
+      </w:r>
+      <w:proofErr w:type="spellEnd"/>
+      <w:r>
+        <w:rPr>
+          <w:rFonts w:ascii="Times New Roman" w:hAnsi="Times New Roman" w:cs="Times New Roman"/>
+          <w:sz w:val="24"/>
+          <w:szCs w:val="24"/>
+        </w:rPr>
+        <w:t>/   # Сервисы для работы с сущностями</w:t>
+      </w:r>
+    </w:p>
+    <w:p>
+      <w:pPr>
+        <w:rPr>
+          <w:rFonts w:ascii="Times New Roman" w:hAnsi="Times New Roman" w:cs="Times New Roman"/>
+          <w:sz w:val="24"/>
+          <w:szCs w:val="24"/>
+        </w:rPr>
+      </w:pPr>
+      <w:r>
+        <w:rPr>
+          <w:rFonts w:ascii="Times New Roman" w:eastAsia="MS Gothic" w:hAnsi="Times New Roman" w:cs="Times New Roman"/>
+          <w:sz w:val="24"/>
+          <w:szCs w:val="24"/>
+        </w:rPr>
+        <w:t>├</w:t>
+      </w:r>
+      <w:r>
+        <w:rPr>
+          <w:rFonts w:ascii="Times New Roman" w:hAnsi="Times New Roman" w:cs="Times New Roman"/>
+          <w:sz w:val="24"/>
+          <w:szCs w:val="24"/>
+        </w:rPr>
+        <w:t xml:space="preserve">── </w:t>
+      </w:r>
+      <w:proofErr w:type="spellStart"/>
+      <w:r>
+        <w:rPr>
+          <w:rFonts w:ascii="Times New Roman" w:hAnsi="Times New Roman" w:cs="Times New Roman"/>
+          <w:sz w:val="24"/>
+          <w:szCs w:val="24"/>
+        </w:rPr>
+        <w:t>Interfaces</w:t>
+      </w:r>
+      <w:proofErr w:type="spellEnd"/>
+      <w:r>
+        <w:rPr>
+          <w:rFonts w:ascii="Times New Roman" w:hAnsi="Times New Roman" w:cs="Times New Roman"/>
+          <w:sz w:val="24"/>
+          <w:szCs w:val="24"/>
+        </w:rPr>
+        <w:t>/</w:t>
+      </w:r>
+      <w:proofErr w:type="spellStart"/>
+      <w:r>
+        <w:rPr>
+          <w:rFonts w:ascii="Times New Roman" w:hAnsi="Times New Roman" w:cs="Times New Roman"/>
+          <w:sz w:val="24"/>
+          <w:szCs w:val="24"/>
+        </w:rPr>
+        <w:t>Events</w:t>
+      </w:r>
+      <w:proofErr w:type="spellEnd"/>
+      <w:r>
+        <w:rPr>
+          <w:rFonts w:ascii="Times New Roman" w:hAnsi="Times New Roman" w:cs="Times New Roman"/>
+          <w:sz w:val="24"/>
+          <w:szCs w:val="24"/>
+        </w:rPr>
+        <w:t>/           # Интерфейсы событий</w:t>
+      </w:r>
+    </w:p>
+    <w:p>
+      <w:pPr>
+        <w:rPr>
+          <w:rFonts w:ascii="Times New Roman" w:hAnsi="Times New Roman" w:cs="Times New Roman"/>
+          <w:sz w:val="24"/>
+          <w:szCs w:val="24"/>
+        </w:rPr>
+      </w:pPr>
+      <w:r>
+        <w:rPr>
+          <w:rFonts w:ascii="Times New Roman" w:eastAsia="MS Gothic" w:hAnsi="Times New Roman" w:cs="Times New Roman"/>
+          <w:sz w:val="24"/>
+          <w:szCs w:val="24"/>
+        </w:rPr>
+        <w:t>├</w:t>
+      </w:r>
+      <w:r>
+        <w:rPr>
+          <w:rFonts w:ascii="Times New Roman" w:hAnsi="Times New Roman" w:cs="Times New Roman"/>
+          <w:sz w:val="24"/>
+          <w:szCs w:val="24"/>
+        </w:rPr>
+        <w:t xml:space="preserve">── </w:t>
+      </w:r>
+      <w:proofErr w:type="spellStart"/>
+      <w:r>
+        <w:rPr>
+          <w:rFonts w:ascii="Times New Roman" w:hAnsi="Times New Roman" w:cs="Times New Roman"/>
+          <w:sz w:val="24"/>
+          <w:szCs w:val="24"/>
+        </w:rPr>
+        <w:t>Interfaces</w:t>
+      </w:r>
+      <w:proofErr w:type="spellEnd"/>
+      <w:r>
+        <w:rPr>
+          <w:rFonts w:ascii="Times New Roman" w:hAnsi="Times New Roman" w:cs="Times New Roman"/>
+          <w:sz w:val="24"/>
+          <w:szCs w:val="24"/>
+        </w:rPr>
+        <w:t>/</w:t>
+      </w:r>
+      <w:proofErr w:type="spellStart"/>
+      <w:r>
+        <w:rPr>
+          <w:rFonts w:ascii="Times New Roman" w:hAnsi="Times New Roman" w:cs="Times New Roman"/>
+          <w:sz w:val="24"/>
+          <w:szCs w:val="24"/>
+        </w:rPr>
+        <w:t>Execution</w:t>
+      </w:r>
+      <w:proofErr w:type="spellEnd"/>
+      <w:r>
+        <w:rPr>
+          <w:rFonts w:ascii="Times New Roman" w:hAnsi="Times New Roman" w:cs="Times New Roman"/>
+          <w:sz w:val="24"/>
+          <w:szCs w:val="24"/>
+        </w:rPr>
+        <w:t>/        # Исполнители задач</w:t>
+      </w:r>
+    </w:p>
+    <w:p>
+      <w:pPr>
+        <w:rPr>
+          <w:rFonts w:ascii="Times New Roman" w:hAnsi="Times New Roman" w:cs="Times New Roman"/>
+          <w:sz w:val="24"/>
+          <w:szCs w:val="24"/>
+          <w:lang w:val="en-US"/>
+        </w:rPr>
+      </w:pPr>
+      <w:r>
+        <w:rPr>
+          <w:rFonts w:ascii="Times New Roman" w:eastAsia="MS Gothic" w:hAnsi="Times New Roman" w:cs="Times New Roman"/>
+          <w:sz w:val="24"/>
+          <w:szCs w:val="24"/>
+          <w:lang w:val="en-US"/>
+        </w:rPr>
+        <w:t>├</w:t>
+      </w:r>
+      <w:r>
+        <w:rPr>
+          <w:rFonts w:ascii="Times New Roman" w:hAnsi="Times New Roman" w:cs="Times New Roman"/>
+          <w:sz w:val="24"/>
+          <w:szCs w:val="24"/>
+          <w:lang w:val="en-US"/>
+        </w:rPr>
+        <w:t xml:space="preserve">── Interfaces/Notification/     # </w:t>
+      </w:r>
+      <w:r>
+        <w:rPr>
+          <w:rFonts w:ascii="Times New Roman" w:hAnsi="Times New Roman" w:cs="Times New Roman"/>
+          <w:sz w:val="24"/>
+          <w:szCs w:val="24"/>
+        </w:rPr>
+        <w:t>Уведомления</w:t>
+      </w:r>
+    </w:p>
+    <w:p>
+      <w:pPr>
+        <w:rPr>
+          <w:rFonts w:ascii="Times New Roman" w:hAnsi="Times New Roman" w:cs="Times New Roman"/>
+          <w:sz w:val="24"/>
+          <w:szCs w:val="24"/>
+          <w:lang w:val="en-US"/>
+        </w:rPr>
+      </w:pPr>
+      <w:r>
+        <w:rPr>
+          <w:rFonts w:ascii="Times New Roman" w:eastAsia="MS Gothic" w:hAnsi="Times New Roman" w:cs="Times New Roman"/>
+          <w:sz w:val="24"/>
+          <w:szCs w:val="24"/>
+          <w:lang w:val="en-US"/>
+        </w:rPr>
+        <w:t>├</w:t>
+      </w:r>
+      <w:r>
+        <w:rPr>
+          <w:rFonts w:ascii="Times New Roman" w:hAnsi="Times New Roman" w:cs="Times New Roman"/>
+          <w:sz w:val="24"/>
+          <w:szCs w:val="24"/>
+          <w:lang w:val="en-US"/>
+        </w:rPr>
+        <w:t xml:space="preserve">── Interfaces/Orchestration/    # </w:t>
+      </w:r>
+      <w:proofErr w:type="spellStart"/>
+      <w:r>
+        <w:rPr>
+          <w:rFonts w:ascii="Times New Roman" w:hAnsi="Times New Roman" w:cs="Times New Roman"/>
+          <w:sz w:val="24"/>
+          <w:szCs w:val="24"/>
+        </w:rPr>
+        <w:t>Оркестрация</w:t>
+      </w:r>
+      <w:proofErr w:type="spellEnd"/>
+    </w:p>
+    <w:p>
+      <w:pPr>
+        <w:rPr>
+          <w:rFonts w:ascii="Times New Roman" w:hAnsi="Times New Roman" w:cs="Times New Roman"/>
+          <w:sz w:val="24"/>
+          <w:szCs w:val="24"/>
+          <w:lang w:val="en-US"/>
+        </w:rPr>
+      </w:pPr>
+      <w:r>
+        <w:rPr>
+          <w:rFonts w:ascii="Times New Roman" w:eastAsia="MS Gothic" w:hAnsi="Times New Roman" w:cs="Times New Roman"/>
+          <w:sz w:val="24"/>
+          <w:szCs w:val="24"/>
+          <w:lang w:val="en-US"/>
+        </w:rPr>
+        <w:t>├</w:t>
+      </w:r>
+      <w:r>
+        <w:rPr>
+          <w:rFonts w:ascii="Times New Roman" w:hAnsi="Times New Roman" w:cs="Times New Roman"/>
+          <w:sz w:val="24"/>
+          <w:szCs w:val="24"/>
+          <w:lang w:val="en-US"/>
+        </w:rPr>
+        <w:t xml:space="preserve">── Interfaces/Scheduler/        # </w:t>
+      </w:r>
+      <w:r>
+        <w:rPr>
+          <w:rFonts w:ascii="Times New Roman" w:hAnsi="Times New Roman" w:cs="Times New Roman"/>
+          <w:sz w:val="24"/>
+          <w:szCs w:val="24"/>
+        </w:rPr>
+        <w:t>Планировщик</w:t>
+      </w:r>
+    </w:p>
+    <w:p>
+      <w:pPr>
+        <w:rPr>
+          <w:rFonts w:ascii="Times New Roman" w:hAnsi="Times New Roman" w:cs="Times New Roman"/>
+          <w:sz w:val="24"/>
+          <w:szCs w:val="24"/>
+          <w:lang w:val="en-US"/>
+        </w:rPr>
+      </w:pPr>
+      <w:r>
+        <w:rPr>
+          <w:rFonts w:ascii="Times New Roman" w:hAnsi="Times New Roman" w:cs="Times New Roman"/>
+          <w:sz w:val="24"/>
+          <w:szCs w:val="24"/>
+          <w:lang w:val="en-US"/>
+        </w:rPr>
+        <w:t xml:space="preserve">└── Results/                     # </w:t>
+      </w:r>
+      <w:r>
+        <w:rPr>
+          <w:rFonts w:ascii="Times New Roman" w:hAnsi="Times New Roman" w:cs="Times New Roman"/>
+          <w:sz w:val="24"/>
+          <w:szCs w:val="24"/>
+        </w:rPr>
+        <w:t>Результаты</w:t>
+      </w:r>
+      <w:r>
+        <w:rPr>
+          <w:rFonts w:ascii="Times New Roman" w:hAnsi="Times New Roman" w:cs="Times New Roman"/>
+          <w:sz w:val="24"/>
+          <w:szCs w:val="24"/>
+          <w:lang w:val="en-US"/>
+        </w:rPr>
+        <w:t xml:space="preserve"> </w:t>
+      </w:r>
+      <w:r>
+        <w:rPr>
+          <w:rFonts w:ascii="Times New Roman" w:hAnsi="Times New Roman" w:cs="Times New Roman"/>
+          <w:sz w:val="24"/>
+          <w:szCs w:val="24"/>
+        </w:rPr>
+        <w:t>операций</w:t>
+      </w:r>
+      <w:r>
+        <w:rPr>
+          <w:rFonts w:ascii="Times New Roman" w:hAnsi="Times New Roman" w:cs="Times New Roman"/>
+          <w:sz w:val="24"/>
+          <w:szCs w:val="24"/>
+          <w:lang w:val="en-US"/>
+        </w:rPr>
+        <w:t xml:space="preserve"> (Validation, Execution)</w:t>
+      </w:r>
+    </w:p>
+    <w:p>
+      <w:pPr>
+        <w:rPr>
+          <w:rFonts w:ascii="Times New Roman" w:hAnsi="Times New Roman" w:cs="Times New Roman"/>
+          <w:sz w:val="24"/>
+          <w:szCs w:val="24"/>
+          <w:lang w:val="en-US"/>
+        </w:rPr>
+      </w:pPr>
+    </w:p>
+    <w:p>
+      <w:pPr>
+        <w:rPr>
+          <w:rFonts w:ascii="Times New Roman" w:hAnsi="Times New Roman" w:cs="Times New Roman"/>
+          <w:sz w:val="24"/>
+          <w:szCs w:val="24"/>
+          <w:lang w:val="en-US"/>
+        </w:rPr>
+      </w:pPr>
+    </w:p>
+    <w:p>
+      <w:pPr>
+        <w:rPr>
+          <w:rFonts w:ascii="Times New Roman" w:hAnsi="Times New Roman" w:cs="Times New Roman"/>
+          <w:sz w:val="24"/>
+          <w:szCs w:val="24"/>
+          <w:lang w:val="en-US"/>
+        </w:rPr>
+      </w:pPr>
+    </w:p>
+    <w:p>
+      <w:pPr>
+        <w:rPr>
+          <w:rFonts w:ascii="Times New Roman" w:hAnsi="Times New Roman" w:cs="Times New Roman"/>
+          <w:sz w:val="24"/>
+          <w:szCs w:val="24"/>
+        </w:rPr>
+      </w:pPr>
+      <w:r>
+        <w:rPr>
+          <w:rFonts w:ascii="Times New Roman" w:hAnsi="Times New Roman" w:cs="Times New Roman"/>
+          <w:sz w:val="24"/>
+          <w:szCs w:val="24"/>
+        </w:rPr>
         <w:t xml:space="preserve">Папка </w:t>
       </w:r>
       <w:r>
         <w:rPr>
+          <w:rFonts w:ascii="Times New Roman" w:hAnsi="Times New Roman" w:cs="Times New Roman"/>
+          <w:sz w:val="24"/>
+          <w:szCs w:val="24"/>
           <w:lang w:val="en-US"/>
         </w:rPr>
-        <w:t xml:space="preserve">Entities </w:t>
-      </w:r>
-      <w:r>
-        <w:rPr>
+        <w:t>Entities</w:t>
+      </w:r>
+      <w:r>
+        <w:rPr>
+          <w:rFonts w:ascii="Times New Roman" w:hAnsi="Times New Roman" w:cs="Times New Roman"/>
+          <w:sz w:val="24"/>
+          <w:szCs w:val="24"/>
+        </w:rPr>
+        <w:t xml:space="preserve"> </w:t>
+      </w:r>
+      <w:r>
+        <w:rPr>
+          <w:rFonts w:ascii="Times New Roman" w:hAnsi="Times New Roman" w:cs="Times New Roman"/>
+          <w:sz w:val="24"/>
+          <w:szCs w:val="24"/>
           <w:lang w:val="en-US"/>
         </w:rPr>
         <w:sym w:font="Wingdings" w:char="F0E0"/>
       </w:r>
       <w:r>
         <w:rPr>
+          <w:rFonts w:ascii="Times New Roman" w:hAnsi="Times New Roman" w:cs="Times New Roman"/>
+          <w:sz w:val="24"/>
+          <w:szCs w:val="24"/>
+        </w:rPr>
+        <w:t xml:space="preserve"> </w:t>
+      </w:r>
+      <w:r>
+        <w:rPr>
+          <w:rFonts w:ascii="Times New Roman" w:hAnsi="Times New Roman" w:cs="Times New Roman"/>
+          <w:sz w:val="24"/>
+          <w:szCs w:val="24"/>
           <w:lang w:val="en-US"/>
         </w:rPr>
+        <w:t>Enums</w:t>
+      </w:r>
+    </w:p>
+    <w:p>
+      <w:pPr>
+        <w:rPr>
+          <w:rFonts w:ascii="Times New Roman" w:hAnsi="Times New Roman" w:cs="Times New Roman"/>
+          <w:sz w:val="24"/>
+          <w:szCs w:val="24"/>
+        </w:rPr>
+      </w:pPr>
+      <w:r>
+        <w:rPr>
+          <w:rFonts w:ascii="Times New Roman" w:hAnsi="Times New Roman" w:cs="Times New Roman"/>
+          <w:sz w:val="24"/>
+          <w:szCs w:val="24"/>
+        </w:rPr>
+        <w:t xml:space="preserve">Статусы описаны в </w:t>
+      </w:r>
+      <w:proofErr w:type="spellStart"/>
+      <w:r>
+        <w:rPr>
+          <w:rFonts w:ascii="Times New Roman" w:hAnsi="Times New Roman" w:cs="Times New Roman"/>
+          <w:sz w:val="24"/>
+          <w:szCs w:val="24"/>
+          <w:lang w:val="en-US"/>
+        </w:rPr>
+        <w:t>enum</w:t>
+      </w:r>
+      <w:proofErr w:type="spellEnd"/>
+      <w:r>
+        <w:rPr>
+          <w:rFonts w:ascii="Times New Roman" w:hAnsi="Times New Roman" w:cs="Times New Roman"/>
+          <w:sz w:val="24"/>
+          <w:szCs w:val="24"/>
+        </w:rPr>
         <w:t xml:space="preserve"> </w:t>
       </w:r>
       <w:r>
         <w:rPr>
+          <w:rFonts w:ascii="Times New Roman" w:hAnsi="Times New Roman" w:cs="Times New Roman"/>
+          <w:sz w:val="24"/>
+          <w:szCs w:val="24"/>
+        </w:rPr>
+        <w:t>“</w:t>
+      </w:r>
+      <w:proofErr w:type="spellStart"/>
+      <w:r>
+        <w:rPr>
+          <w:rFonts w:ascii="Times New Roman" w:hAnsi="Times New Roman" w:cs="Times New Roman"/>
+          <w:sz w:val="24"/>
+          <w:szCs w:val="24"/>
           <w:lang w:val="en-US"/>
         </w:rPr>
-        <w:t>Enums</w:t>
-      </w:r>
-    </w:p>
-    <w:p>
-      <w:pPr>
-        <w:rPr>
+        <w:t>EventType</w:t>
+      </w:r>
+      <w:proofErr w:type="spellEnd"/>
+      <w:r>
+        <w:rPr>
+          <w:rFonts w:ascii="Times New Roman" w:hAnsi="Times New Roman" w:cs="Times New Roman"/>
+          <w:sz w:val="24"/>
+          <w:szCs w:val="24"/>
+        </w:rPr>
+        <w:t>”</w:t>
+      </w:r>
+      <w:r>
+        <w:rPr>
+          <w:rFonts w:ascii="Times New Roman" w:hAnsi="Times New Roman" w:cs="Times New Roman"/>
+          <w:sz w:val="24"/>
+          <w:szCs w:val="24"/>
+        </w:rPr>
+        <w:br/>
+      </w:r>
+      <w:r>
+        <w:rPr>
+          <w:rFonts w:ascii="Times New Roman" w:hAnsi="Times New Roman" w:cs="Times New Roman"/>
+          <w:sz w:val="24"/>
+          <w:szCs w:val="24"/>
+        </w:rPr>
+        <w:t xml:space="preserve">Типы оповещений описаны в </w:t>
+      </w:r>
+      <w:proofErr w:type="spellStart"/>
+      <w:r>
+        <w:rPr>
+          <w:rFonts w:ascii="Times New Roman" w:hAnsi="Times New Roman" w:cs="Times New Roman"/>
+          <w:sz w:val="24"/>
+          <w:szCs w:val="24"/>
           <w:lang w:val="en-US"/>
         </w:rPr>
-      </w:pPr>
-      <w:r>
-        <w:t>Статусы</w:t>
-      </w:r>
-      <w:r>
-        <w:rPr>
+        <w:t>enum</w:t>
+      </w:r>
+      <w:proofErr w:type="spellEnd"/>
+      <w:r>
+        <w:rPr>
+          <w:rFonts w:ascii="Times New Roman" w:hAnsi="Times New Roman" w:cs="Times New Roman"/>
+          <w:sz w:val="24"/>
+          <w:szCs w:val="24"/>
+        </w:rPr>
+        <w:t xml:space="preserve"> “</w:t>
+      </w:r>
+      <w:proofErr w:type="spellStart"/>
+      <w:r>
+        <w:rPr>
+          <w:rFonts w:ascii="Times New Roman" w:hAnsi="Times New Roman" w:cs="Times New Roman"/>
+          <w:sz w:val="24"/>
+          <w:szCs w:val="24"/>
           <w:lang w:val="en-US"/>
         </w:rPr>
-        <w:t xml:space="preserve"> </w:t>
-      </w:r>
-      <w:r>
-        <w:t>описаны</w:t>
-      </w:r>
-      <w:r>
-        <w:rPr>
+        <w:t>NotificationType</w:t>
+      </w:r>
+      <w:proofErr w:type="spellEnd"/>
+      <w:r>
+        <w:rPr>
+          <w:rFonts w:ascii="Times New Roman" w:hAnsi="Times New Roman" w:cs="Times New Roman"/>
+          <w:sz w:val="24"/>
+          <w:szCs w:val="24"/>
+        </w:rPr>
+        <w:t>”</w:t>
+      </w:r>
+      <w:r>
+        <w:rPr>
+          <w:rFonts w:ascii="Times New Roman" w:hAnsi="Times New Roman" w:cs="Times New Roman"/>
+          <w:sz w:val="24"/>
+          <w:szCs w:val="24"/>
+        </w:rPr>
+        <w:br/>
+        <w:t>Уровень важности уведомлений описаны в “</w:t>
+      </w:r>
+      <w:proofErr w:type="spellStart"/>
+      <w:r>
+        <w:rPr>
+          <w:rFonts w:ascii="Times New Roman" w:hAnsi="Times New Roman" w:cs="Times New Roman"/>
+          <w:sz w:val="24"/>
+          <w:szCs w:val="24"/>
           <w:lang w:val="en-US"/>
         </w:rPr>
-        <w:t xml:space="preserve"> </w:t>
-      </w:r>
-      <w:r>
-        <w:t>в</w:t>
-      </w:r>
-      <w:r>
-        <w:rPr>
+        <w:t>NotificationSeverity</w:t>
+      </w:r>
+      <w:proofErr w:type="spellEnd"/>
+      <w:r>
+        <w:rPr>
+          <w:rFonts w:ascii="Times New Roman" w:hAnsi="Times New Roman" w:cs="Times New Roman"/>
+          <w:sz w:val="24"/>
+          <w:szCs w:val="24"/>
+        </w:rPr>
+        <w:t>”</w:t>
+      </w:r>
+      <w:r>
+        <w:rPr>
+          <w:rFonts w:ascii="Times New Roman" w:hAnsi="Times New Roman" w:cs="Times New Roman"/>
+          <w:sz w:val="24"/>
+          <w:szCs w:val="24"/>
+        </w:rPr>
+        <w:br/>
+        <w:t>Список периодичностей (виды) для задачи в “</w:t>
+      </w:r>
+      <w:proofErr w:type="spellStart"/>
+      <w:r>
+        <w:rPr>
+          <w:rFonts w:ascii="Times New Roman" w:hAnsi="Times New Roman" w:cs="Times New Roman"/>
+          <w:sz w:val="24"/>
+          <w:szCs w:val="24"/>
           <w:lang w:val="en-US"/>
         </w:rPr>
-        <w:t xml:space="preserve"> </w:t>
-      </w:r>
-      <w:proofErr w:type="spellStart"/>
-      <w:r>
-        <w:rPr>
-          <w:lang w:val="en-US"/>
-        </w:rPr>
-        <w:t>enum</w:t>
+        <w:t>PeriodType</w:t>
       </w:r>
       <w:proofErr w:type="spellEnd"/>
       <w:r>
         <w:rPr>
-          <w:lang w:val="en-US"/>
-        </w:rPr>
-        <w:t xml:space="preserve"> </w:t>
-      </w:r>
-      <w:r>
-        <w:rPr>
-          <w:lang w:val="en-US"/>
-        </w:rPr>
-        <w:t>“</w:t>
-      </w:r>
-      <w:proofErr w:type="spellStart"/>
-      <w:r>
-        <w:rPr>
-          <w:lang w:val="en-US"/>
-        </w:rPr>
-        <w:t>EventType</w:t>
-      </w:r>
-      <w:proofErr w:type="spellEnd"/>
-      <w:r>
-        <w:rPr>
-          <w:lang w:val="en-US"/>
+          <w:rFonts w:ascii="Times New Roman" w:hAnsi="Times New Roman" w:cs="Times New Roman"/>
+          <w:sz w:val="24"/>
+          <w:szCs w:val="24"/>
         </w:rPr>
         <w:t>”</w:t>
       </w:r>
-      <w:r>
-        <w:rPr>
-          <w:lang w:val="en-US"/>
-        </w:rPr>
-        <w:br/>
-      </w:r>
-      <w:r>
-        <w:t>Типы</w:t>
-      </w:r>
-      <w:r>
-        <w:rPr>
-          <w:lang w:val="en-US"/>
-        </w:rPr>
-        <w:t xml:space="preserve"> </w:t>
-      </w:r>
-      <w:r>
-        <w:t>оповещений</w:t>
-      </w:r>
-      <w:r>
-        <w:rPr>
-          <w:lang w:val="en-US"/>
-        </w:rPr>
-        <w:t xml:space="preserve"> </w:t>
-      </w:r>
-      <w:r>
-        <w:t>описаны</w:t>
-      </w:r>
-      <w:r>
-        <w:rPr>
-          <w:lang w:val="en-US"/>
-        </w:rPr>
-        <w:t xml:space="preserve"> </w:t>
-      </w:r>
-      <w:r>
-        <w:t>в</w:t>
-      </w:r>
-      <w:r>
-        <w:rPr>
-          <w:lang w:val="en-US"/>
-        </w:rPr>
-        <w:t xml:space="preserve"> </w:t>
-      </w:r>
-      <w:proofErr w:type="spellStart"/>
-      <w:r>
-        <w:rPr>
-          <w:lang w:val="en-US"/>
-        </w:rPr>
-        <w:t>enum</w:t>
-      </w:r>
-      <w:proofErr w:type="spellEnd"/>
-      <w:r>
-        <w:rPr>
-          <w:lang w:val="en-US"/>
-        </w:rPr>
-        <w:t xml:space="preserve"> “</w:t>
-      </w:r>
-      <w:proofErr w:type="spellStart"/>
-      <w:r>
-        <w:rPr>
-          <w:lang w:val="en-US"/>
-        </w:rPr>
-        <w:t>NotificationType</w:t>
-      </w:r>
-      <w:proofErr w:type="spellEnd"/>
-      <w:r>
-        <w:rPr>
-          <w:lang w:val="en-US"/>
-        </w:rPr>
-        <w:t>”</w:t>
-      </w:r>
-      <w:r>
-        <w:rPr>
-          <w:lang w:val="en-US"/>
-        </w:rPr>
-        <w:br/>
-      </w:r>
-      <w:r>
-        <w:t>Уровень</w:t>
-      </w:r>
-      <w:r>
-        <w:rPr>
-          <w:lang w:val="en-US"/>
-        </w:rPr>
-        <w:t xml:space="preserve"> </w:t>
-      </w:r>
-      <w:r>
-        <w:t>важности</w:t>
-      </w:r>
-      <w:r>
-        <w:rPr>
-          <w:lang w:val="en-US"/>
-        </w:rPr>
-        <w:t xml:space="preserve"> </w:t>
-      </w:r>
-      <w:r>
-        <w:t>уведомлений</w:t>
-      </w:r>
-      <w:r>
-        <w:rPr>
-          <w:lang w:val="en-US"/>
-        </w:rPr>
-        <w:t xml:space="preserve"> </w:t>
-      </w:r>
-      <w:r>
-        <w:t>описаны</w:t>
-      </w:r>
-      <w:r>
-        <w:rPr>
-          <w:lang w:val="en-US"/>
-        </w:rPr>
-        <w:t xml:space="preserve"> </w:t>
-      </w:r>
-      <w:r>
-        <w:t>в</w:t>
-      </w:r>
-      <w:r>
-        <w:rPr>
-          <w:lang w:val="en-US"/>
-        </w:rPr>
-        <w:t xml:space="preserve"> “</w:t>
-      </w:r>
-      <w:proofErr w:type="spellStart"/>
-      <w:r>
-        <w:rPr>
-          <w:lang w:val="en-US"/>
-        </w:rPr>
-        <w:t>NotificationSeverity</w:t>
-      </w:r>
-      <w:proofErr w:type="spellEnd"/>
-      <w:r>
-        <w:rPr>
-          <w:lang w:val="en-US"/>
-        </w:rPr>
-        <w:t>”</w:t>
-      </w:r>
-      <w:r>
-        <w:rPr>
-          <w:lang w:val="en-US"/>
-        </w:rPr>
-        <w:br/>
-      </w:r>
-      <w:r>
-        <w:t>Список</w:t>
-      </w:r>
-      <w:r>
-        <w:rPr>
-          <w:lang w:val="en-US"/>
-        </w:rPr>
-        <w:t xml:space="preserve"> </w:t>
-      </w:r>
-      <w:r>
-        <w:t>периодичностей</w:t>
-      </w:r>
-      <w:r>
-        <w:rPr>
-          <w:lang w:val="en-US"/>
-        </w:rPr>
-        <w:t xml:space="preserve"> (</w:t>
-      </w:r>
-      <w:r>
-        <w:t>виды</w:t>
-      </w:r>
-      <w:r>
-        <w:rPr>
-          <w:lang w:val="en-US"/>
-        </w:rPr>
-        <w:t xml:space="preserve">) </w:t>
-      </w:r>
-      <w:r>
-        <w:t>для</w:t>
-      </w:r>
-      <w:r>
-        <w:rPr>
-          <w:lang w:val="en-US"/>
-        </w:rPr>
-        <w:t xml:space="preserve"> </w:t>
-      </w:r>
-      <w:r>
-        <w:t>задачи</w:t>
-      </w:r>
-      <w:r>
-        <w:rPr>
-          <w:lang w:val="en-US"/>
-        </w:rPr>
-        <w:t xml:space="preserve"> </w:t>
-      </w:r>
-      <w:r>
-        <w:t>в</w:t>
-      </w:r>
-      <w:r>
-        <w:rPr>
-          <w:lang w:val="en-US"/>
-        </w:rPr>
-        <w:t xml:space="preserve"> “</w:t>
-      </w:r>
-      <w:proofErr w:type="spellStart"/>
-      <w:r>
-        <w:rPr>
-          <w:lang w:val="en-US"/>
-        </w:rPr>
-        <w:t>PeriodType</w:t>
-      </w:r>
-      <w:proofErr w:type="spellEnd"/>
-      <w:r>
-        <w:rPr>
-          <w:lang w:val="en-US"/>
-        </w:rPr>
-        <w:t>”</w:t>
-      </w:r>
-    </w:p>
-    <w:p>
-      <w:pPr>
-        <w:rPr>
-          <w:lang w:val="en-US"/>
-        </w:rPr>
-      </w:pPr>
-    </w:p>
-    <w:p>
-      <w:r>
+    </w:p>
+    <w:p>
+      <w:pPr>
+        <w:rPr>
+          <w:rFonts w:ascii="Times New Roman" w:hAnsi="Times New Roman" w:cs="Times New Roman"/>
+          <w:sz w:val="24"/>
+          <w:szCs w:val="24"/>
+        </w:rPr>
+      </w:pPr>
+    </w:p>
+    <w:p>
+      <w:pPr>
+        <w:rPr>
+          <w:rFonts w:ascii="Times New Roman" w:hAnsi="Times New Roman" w:cs="Times New Roman"/>
+          <w:sz w:val="24"/>
+          <w:szCs w:val="24"/>
+        </w:rPr>
+      </w:pPr>
+      <w:r>
+        <w:rPr>
+          <w:rFonts w:ascii="Times New Roman" w:hAnsi="Times New Roman" w:cs="Times New Roman"/>
+          <w:sz w:val="24"/>
+          <w:szCs w:val="24"/>
+        </w:rPr>
         <w:t>События</w:t>
       </w:r>
     </w:p>
-    <w:p/>
+    <w:p>
+      <w:pPr>
+        <w:rPr>
+          <w:rFonts w:ascii="Times New Roman" w:hAnsi="Times New Roman" w:cs="Times New Roman"/>
+          <w:sz w:val="24"/>
+          <w:szCs w:val="24"/>
+        </w:rPr>
+      </w:pPr>
+    </w:p>
     <w:sectPr>
       <w:pgSz w:w="11906" w:h="16838"/>
       <w:pgMar w:top="1134" w:right="850" w:bottom="1134" w:left="1701" w:header="708" w:footer="708" w:gutter="0"/>
@@ -334,6 +3946,389 @@
     </w:sectPr>
   </w:body>
 </w:document>
+</file>
+
+<file path=word/header1.xml><?xml version="1.0" encoding="utf-8"?>
+<w:hdr xmlns:wpc="http://schemas.microsoft.com/office/word/2010/wordprocessingCanvas" xmlns:cx="http://schemas.microsoft.com/office/drawing/2014/chartex" xmlns:cx1="http://schemas.microsoft.com/office/drawing/2015/9/8/chartex" xmlns:cx2="http://schemas.microsoft.com/office/drawing/2015/10/21/chartex" xmlns:cx3="http://schemas.microsoft.com/office/drawing/2016/5/9/chartex" xmlns:cx4="http://schemas.microsoft.com/office/drawing/2016/5/10/chartex" xmlns:cx5="http://schemas.microsoft.com/office/drawing/2016/5/11/chartex" xmlns:cx6="http://schemas.microsoft.com/office/drawing/2016/5/12/chartex" xmlns:cx7="http://schemas.microsoft.com/office/drawing/2016/5/13/chartex" xmlns:cx8="http://schemas.microsoft.com/office/drawing/2016/5/14/chartex" xmlns:mc="http://schemas.openxmlformats.org/markup-compatibility/2006" xmlns:aink="http://schemas.microsoft.com/office/drawing/2016/ink" xmlns:am3d="http://schemas.microsoft.com/office/drawing/2017/model3d" xmlns:o="urn:schemas-microsoft-com:office:office" xmlns:oel="http://schemas.microsoft.com/office/2019/extlst" xmlns:r="http://schemas.openxmlformats.org/officeDocument/2006/relationships" xmlns:m="http://schemas.openxmlformats.org/officeDocument/2006/math" xmlns:v="urn:schemas-microsoft-com:vml" xmlns:wp14="http://schemas.microsoft.com/office/word/2010/wordprocessingDrawing" xmlns:wp="http://schemas.openxmlformats.org/drawingml/2006/wordprocessingDrawing" xmlns:w10="urn:schemas-microsoft-com:office:word" xmlns:w="http://schemas.openxmlformats.org/wordprocessingml/2006/main" xmlns:w14="http://schemas.microsoft.com/office/word/2010/wordml" xmlns:w15="http://schemas.microsoft.com/office/word/2012/wordml" xmlns:w16cex="http://schemas.microsoft.com/office/word/2018/wordml/cex" xmlns:w16cid="http://schemas.microsoft.com/office/word/2016/wordml/cid" xmlns:w16="http://schemas.microsoft.com/office/word/2018/wordml" xmlns:w16du="http://schemas.microsoft.com/office/word/2023/wordml/word16du" xmlns:w16sdtdh="http://schemas.microsoft.com/office/word/2020/wordml/sdtdatahash" xmlns:w16sdtfl="http://schemas.microsoft.com/office/word/2024/wordml/sdtformatlock" xmlns:w16se="http://schemas.microsoft.com/office/word/2015/wordml/symex" xmlns:wpg="http://schemas.microsoft.com/office/word/2010/wordprocessingGroup" xmlns:wpi="http://schemas.microsoft.com/office/word/2010/wordprocessingInk" xmlns:wne="http://schemas.microsoft.com/office/word/2006/wordml" xmlns:wps="http://schemas.microsoft.com/office/word/2010/wordprocessingShape" mc:Ignorable="w14 w15 w16se w16cid w16 w16cex w16sdtdh w16sdtfl w16du wp14">
+  <w:sdt>
+    <w:sdtPr>
+      <w:id w:val="1841654053"/>
+      <w:docPartObj>
+        <w:docPartGallery w:val="Page Numbers (Top of Page)"/>
+        <w:docPartUnique/>
+      </w:docPartObj>
+    </w:sdtPr>
+    <w:sdtEndPr>
+      <w:rPr>
+        <w:rFonts w:ascii="Times New Roman" w:hAnsi="Times New Roman" w:cs="Times New Roman"/>
+        <w:sz w:val="24"/>
+      </w:rPr>
+    </w:sdtEndPr>
+    <w:sdtContent>
+      <w:p>
+        <w:pPr>
+          <w:pStyle w:val="af"/>
+          <w:jc w:val="right"/>
+          <w:rPr>
+            <w:rFonts w:ascii="Times New Roman" w:hAnsi="Times New Roman" w:cs="Times New Roman"/>
+            <w:sz w:val="24"/>
+          </w:rPr>
+        </w:pPr>
+        <w:r>
+          <w:rPr>
+            <w:rFonts w:ascii="Times New Roman" w:hAnsi="Times New Roman" w:cs="Times New Roman"/>
+            <w:sz w:val="24"/>
+          </w:rPr>
+          <w:fldChar w:fldCharType="begin"/>
+        </w:r>
+        <w:r>
+          <w:rPr>
+            <w:rFonts w:ascii="Times New Roman" w:hAnsi="Times New Roman" w:cs="Times New Roman"/>
+            <w:sz w:val="24"/>
+          </w:rPr>
+          <w:instrText>PAGE   \* MERGEFORMAT</w:instrText>
+        </w:r>
+        <w:r>
+          <w:rPr>
+            <w:rFonts w:ascii="Times New Roman" w:hAnsi="Times New Roman" w:cs="Times New Roman"/>
+            <w:sz w:val="24"/>
+          </w:rPr>
+          <w:fldChar w:fldCharType="separate"/>
+        </w:r>
+        <w:r>
+          <w:rPr>
+            <w:rFonts w:ascii="Times New Roman" w:hAnsi="Times New Roman" w:cs="Times New Roman"/>
+            <w:noProof/>
+            <w:sz w:val="24"/>
+          </w:rPr>
+          <w:t>10</w:t>
+        </w:r>
+        <w:r>
+          <w:rPr>
+            <w:rFonts w:ascii="Times New Roman" w:hAnsi="Times New Roman" w:cs="Times New Roman"/>
+            <w:sz w:val="24"/>
+          </w:rPr>
+          <w:fldChar w:fldCharType="end"/>
+        </w:r>
+      </w:p>
+    </w:sdtContent>
+  </w:sdt>
+  <w:p>
+    <w:pPr>
+      <w:pStyle w:val="af"/>
+      <w:jc w:val="right"/>
+    </w:pPr>
+  </w:p>
+</w:hdr>
+</file>
+
+<file path=word/numbering.xml><?xml version="1.0" encoding="utf-8"?>
+<w:numbering xmlns:wpc="http://schemas.microsoft.com/office/word/2010/wordprocessingCanvas" xmlns:cx="http://schemas.microsoft.com/office/drawing/2014/chartex" xmlns:cx1="http://schemas.microsoft.com/office/drawing/2015/9/8/chartex" xmlns:cx2="http://schemas.microsoft.com/office/drawing/2015/10/21/chartex" xmlns:cx3="http://schemas.microsoft.com/office/drawing/2016/5/9/chartex" xmlns:cx4="http://schemas.microsoft.com/office/drawing/2016/5/10/chartex" xmlns:cx5="http://schemas.microsoft.com/office/drawing/2016/5/11/chartex" xmlns:cx6="http://schemas.microsoft.com/office/drawing/2016/5/12/chartex" xmlns:cx7="http://schemas.microsoft.com/office/drawing/2016/5/13/chartex" xmlns:cx8="http://schemas.microsoft.com/office/drawing/2016/5/14/chartex" xmlns:mc="http://schemas.openxmlformats.org/markup-compatibility/2006" xmlns:aink="http://schemas.microsoft.com/office/drawing/2016/ink" xmlns:am3d="http://schemas.microsoft.com/office/drawing/2017/model3d" xmlns:o="urn:schemas-microsoft-com:office:office" xmlns:oel="http://schemas.microsoft.com/office/2019/extlst" xmlns:r="http://schemas.openxmlformats.org/officeDocument/2006/relationships" xmlns:m="http://schemas.openxmlformats.org/officeDocument/2006/math" xmlns:v="urn:schemas-microsoft-com:vml" xmlns:wp14="http://schemas.microsoft.com/office/word/2010/wordprocessingDrawing" xmlns:wp="http://schemas.openxmlformats.org/drawingml/2006/wordprocessingDrawing" xmlns:w10="urn:schemas-microsoft-com:office:word" xmlns:w="http://schemas.openxmlformats.org/wordprocessingml/2006/main" xmlns:w14="http://schemas.microsoft.com/office/word/2010/wordml" xmlns:w15="http://schemas.microsoft.com/office/word/2012/wordml" xmlns:w16cex="http://schemas.microsoft.com/office/word/2018/wordml/cex" xmlns:w16cid="http://schemas.microsoft.com/office/word/2016/wordml/cid" xmlns:w16="http://schemas.microsoft.com/office/word/2018/wordml" xmlns:w16du="http://schemas.microsoft.com/office/word/2023/wordml/word16du" xmlns:w16sdtdh="http://schemas.microsoft.com/office/word/2020/wordml/sdtdatahash" xmlns:w16sdtfl="http://schemas.microsoft.com/office/word/2024/wordml/sdtformatlock" xmlns:w16se="http://schemas.microsoft.com/office/word/2015/wordml/symex" xmlns:wpg="http://schemas.microsoft.com/office/word/2010/wordprocessingGroup" xmlns:wpi="http://schemas.microsoft.com/office/word/2010/wordprocessingInk" xmlns:wne="http://schemas.microsoft.com/office/word/2006/wordml" xmlns:wps="http://schemas.microsoft.com/office/word/2010/wordprocessingShape" mc:Ignorable="w14 w15 w16se w16cid w16 w16cex w16sdtdh w16sdtfl w16du wp14">
+  <w:abstractNum w:abstractNumId="0" w15:restartNumberingAfterBreak="0">
+    <w:nsid w:val="2A68091E"/>
+    <w:multiLevelType w:val="multilevel"/>
+    <w:tmpl w:val="E1C4C594"/>
+    <w:lvl w:ilvl="0">
+      <w:start w:val="1"/>
+      <w:numFmt w:val="bullet"/>
+      <w:lvlText w:val=""/>
+      <w:lvlJc w:val="left"/>
+      <w:pPr>
+        <w:tabs>
+          <w:tab w:val="num" w:pos="720"/>
+        </w:tabs>
+        <w:ind w:left="720" w:hanging="360"/>
+      </w:pPr>
+      <w:rPr>
+        <w:rFonts w:ascii="Symbol" w:hAnsi="Symbol" w:hint="default"/>
+        <w:sz w:val="20"/>
+      </w:rPr>
+    </w:lvl>
+    <w:lvl w:ilvl="1" w:tentative="1">
+      <w:start w:val="1"/>
+      <w:numFmt w:val="bullet"/>
+      <w:lvlText w:val="o"/>
+      <w:lvlJc w:val="left"/>
+      <w:pPr>
+        <w:tabs>
+          <w:tab w:val="num" w:pos="1440"/>
+        </w:tabs>
+        <w:ind w:left="1440" w:hanging="360"/>
+      </w:pPr>
+      <w:rPr>
+        <w:rFonts w:ascii="Courier New" w:hAnsi="Courier New" w:hint="default"/>
+        <w:sz w:val="20"/>
+      </w:rPr>
+    </w:lvl>
+    <w:lvl w:ilvl="2" w:tentative="1">
+      <w:start w:val="1"/>
+      <w:numFmt w:val="bullet"/>
+      <w:lvlText w:val=""/>
+      <w:lvlJc w:val="left"/>
+      <w:pPr>
+        <w:tabs>
+          <w:tab w:val="num" w:pos="2160"/>
+        </w:tabs>
+        <w:ind w:left="2160" w:hanging="360"/>
+      </w:pPr>
+      <w:rPr>
+        <w:rFonts w:ascii="Wingdings" w:hAnsi="Wingdings" w:hint="default"/>
+        <w:sz w:val="20"/>
+      </w:rPr>
+    </w:lvl>
+    <w:lvl w:ilvl="3" w:tentative="1">
+      <w:start w:val="1"/>
+      <w:numFmt w:val="bullet"/>
+      <w:lvlText w:val=""/>
+      <w:lvlJc w:val="left"/>
+      <w:pPr>
+        <w:tabs>
+          <w:tab w:val="num" w:pos="2880"/>
+        </w:tabs>
+        <w:ind w:left="2880" w:hanging="360"/>
+      </w:pPr>
+      <w:rPr>
+        <w:rFonts w:ascii="Wingdings" w:hAnsi="Wingdings" w:hint="default"/>
+        <w:sz w:val="20"/>
+      </w:rPr>
+    </w:lvl>
+    <w:lvl w:ilvl="4" w:tentative="1">
+      <w:start w:val="1"/>
+      <w:numFmt w:val="bullet"/>
+      <w:lvlText w:val=""/>
+      <w:lvlJc w:val="left"/>
+      <w:pPr>
+        <w:tabs>
+          <w:tab w:val="num" w:pos="3600"/>
+        </w:tabs>
+        <w:ind w:left="3600" w:hanging="360"/>
+      </w:pPr>
+      <w:rPr>
+        <w:rFonts w:ascii="Wingdings" w:hAnsi="Wingdings" w:hint="default"/>
+        <w:sz w:val="20"/>
+      </w:rPr>
+    </w:lvl>
+    <w:lvl w:ilvl="5" w:tentative="1">
+      <w:start w:val="1"/>
+      <w:numFmt w:val="bullet"/>
+      <w:lvlText w:val=""/>
+      <w:lvlJc w:val="left"/>
+      <w:pPr>
+        <w:tabs>
+          <w:tab w:val="num" w:pos="4320"/>
+        </w:tabs>
+        <w:ind w:left="4320" w:hanging="360"/>
+      </w:pPr>
+      <w:rPr>
+        <w:rFonts w:ascii="Wingdings" w:hAnsi="Wingdings" w:hint="default"/>
+        <w:sz w:val="20"/>
+      </w:rPr>
+    </w:lvl>
+    <w:lvl w:ilvl="6" w:tentative="1">
+      <w:start w:val="1"/>
+      <w:numFmt w:val="bullet"/>
+      <w:lvlText w:val=""/>
+      <w:lvlJc w:val="left"/>
+      <w:pPr>
+        <w:tabs>
+          <w:tab w:val="num" w:pos="5040"/>
+        </w:tabs>
+        <w:ind w:left="5040" w:hanging="360"/>
+      </w:pPr>
+      <w:rPr>
+        <w:rFonts w:ascii="Wingdings" w:hAnsi="Wingdings" w:hint="default"/>
+        <w:sz w:val="20"/>
+      </w:rPr>
+    </w:lvl>
+    <w:lvl w:ilvl="7" w:tentative="1">
+      <w:start w:val="1"/>
+      <w:numFmt w:val="bullet"/>
+      <w:lvlText w:val=""/>
+      <w:lvlJc w:val="left"/>
+      <w:pPr>
+        <w:tabs>
+          <w:tab w:val="num" w:pos="5760"/>
+        </w:tabs>
+        <w:ind w:left="5760" w:hanging="360"/>
+      </w:pPr>
+      <w:rPr>
+        <w:rFonts w:ascii="Wingdings" w:hAnsi="Wingdings" w:hint="default"/>
+        <w:sz w:val="20"/>
+      </w:rPr>
+    </w:lvl>
+    <w:lvl w:ilvl="8" w:tentative="1">
+      <w:start w:val="1"/>
+      <w:numFmt w:val="bullet"/>
+      <w:lvlText w:val=""/>
+      <w:lvlJc w:val="left"/>
+      <w:pPr>
+        <w:tabs>
+          <w:tab w:val="num" w:pos="6480"/>
+        </w:tabs>
+        <w:ind w:left="6480" w:hanging="360"/>
+      </w:pPr>
+      <w:rPr>
+        <w:rFonts w:ascii="Wingdings" w:hAnsi="Wingdings" w:hint="default"/>
+        <w:sz w:val="20"/>
+      </w:rPr>
+    </w:lvl>
+  </w:abstractNum>
+  <w:abstractNum w:abstractNumId="1" w15:restartNumberingAfterBreak="0">
+    <w:nsid w:val="3A231CF7"/>
+    <w:multiLevelType w:val="multilevel"/>
+    <w:tmpl w:val="C7AA3A22"/>
+    <w:lvl w:ilvl="0">
+      <w:start w:val="1"/>
+      <w:numFmt w:val="bullet"/>
+      <w:lvlText w:val=""/>
+      <w:lvlJc w:val="left"/>
+      <w:pPr>
+        <w:tabs>
+          <w:tab w:val="num" w:pos="720"/>
+        </w:tabs>
+        <w:ind w:left="720" w:hanging="360"/>
+      </w:pPr>
+      <w:rPr>
+        <w:rFonts w:ascii="Symbol" w:hAnsi="Symbol" w:hint="default"/>
+        <w:sz w:val="20"/>
+      </w:rPr>
+    </w:lvl>
+    <w:lvl w:ilvl="1" w:tentative="1">
+      <w:start w:val="1"/>
+      <w:numFmt w:val="bullet"/>
+      <w:lvlText w:val="o"/>
+      <w:lvlJc w:val="left"/>
+      <w:pPr>
+        <w:tabs>
+          <w:tab w:val="num" w:pos="1440"/>
+        </w:tabs>
+        <w:ind w:left="1440" w:hanging="360"/>
+      </w:pPr>
+      <w:rPr>
+        <w:rFonts w:ascii="Courier New" w:hAnsi="Courier New" w:hint="default"/>
+        <w:sz w:val="20"/>
+      </w:rPr>
+    </w:lvl>
+    <w:lvl w:ilvl="2" w:tentative="1">
+      <w:start w:val="1"/>
+      <w:numFmt w:val="bullet"/>
+      <w:lvlText w:val=""/>
+      <w:lvlJc w:val="left"/>
+      <w:pPr>
+        <w:tabs>
+          <w:tab w:val="num" w:pos="2160"/>
+        </w:tabs>
+        <w:ind w:left="2160" w:hanging="360"/>
+      </w:pPr>
+      <w:rPr>
+        <w:rFonts w:ascii="Wingdings" w:hAnsi="Wingdings" w:hint="default"/>
+        <w:sz w:val="20"/>
+      </w:rPr>
+    </w:lvl>
+    <w:lvl w:ilvl="3" w:tentative="1">
+      <w:start w:val="1"/>
+      <w:numFmt w:val="bullet"/>
+      <w:lvlText w:val=""/>
+      <w:lvlJc w:val="left"/>
+      <w:pPr>
+        <w:tabs>
+          <w:tab w:val="num" w:pos="2880"/>
+        </w:tabs>
+        <w:ind w:left="2880" w:hanging="360"/>
+      </w:pPr>
+      <w:rPr>
+        <w:rFonts w:ascii="Wingdings" w:hAnsi="Wingdings" w:hint="default"/>
+        <w:sz w:val="20"/>
+      </w:rPr>
+    </w:lvl>
+    <w:lvl w:ilvl="4" w:tentative="1">
+      <w:start w:val="1"/>
+      <w:numFmt w:val="bullet"/>
+      <w:lvlText w:val=""/>
+      <w:lvlJc w:val="left"/>
+      <w:pPr>
+        <w:tabs>
+          <w:tab w:val="num" w:pos="3600"/>
+        </w:tabs>
+        <w:ind w:left="3600" w:hanging="360"/>
+      </w:pPr>
+      <w:rPr>
+        <w:rFonts w:ascii="Wingdings" w:hAnsi="Wingdings" w:hint="default"/>
+        <w:sz w:val="20"/>
+      </w:rPr>
+    </w:lvl>
+    <w:lvl w:ilvl="5" w:tentative="1">
+      <w:start w:val="1"/>
+      <w:numFmt w:val="bullet"/>
+      <w:lvlText w:val=""/>
+      <w:lvlJc w:val="left"/>
+      <w:pPr>
+        <w:tabs>
+          <w:tab w:val="num" w:pos="4320"/>
+        </w:tabs>
+        <w:ind w:left="4320" w:hanging="360"/>
+      </w:pPr>
+      <w:rPr>
+        <w:rFonts w:ascii="Wingdings" w:hAnsi="Wingdings" w:hint="default"/>
+        <w:sz w:val="20"/>
+      </w:rPr>
+    </w:lvl>
+    <w:lvl w:ilvl="6" w:tentative="1">
+      <w:start w:val="1"/>
+      <w:numFmt w:val="bullet"/>
+      <w:lvlText w:val=""/>
+      <w:lvlJc w:val="left"/>
+      <w:pPr>
+        <w:tabs>
+          <w:tab w:val="num" w:pos="5040"/>
+        </w:tabs>
+        <w:ind w:left="5040" w:hanging="360"/>
+      </w:pPr>
+      <w:rPr>
+        <w:rFonts w:ascii="Wingdings" w:hAnsi="Wingdings" w:hint="default"/>
+        <w:sz w:val="20"/>
+      </w:rPr>
+    </w:lvl>
+    <w:lvl w:ilvl="7" w:tentative="1">
+      <w:start w:val="1"/>
+      <w:numFmt w:val="bullet"/>
+      <w:lvlText w:val=""/>
+      <w:lvlJc w:val="left"/>
+      <w:pPr>
+        <w:tabs>
+          <w:tab w:val="num" w:pos="5760"/>
+        </w:tabs>
+        <w:ind w:left="5760" w:hanging="360"/>
+      </w:pPr>
+      <w:rPr>
+        <w:rFonts w:ascii="Wingdings" w:hAnsi="Wingdings" w:hint="default"/>
+        <w:sz w:val="20"/>
+      </w:rPr>
+    </w:lvl>
+    <w:lvl w:ilvl="8" w:tentative="1">
+      <w:start w:val="1"/>
+      <w:numFmt w:val="bullet"/>
+      <w:lvlText w:val=""/>
+      <w:lvlJc w:val="left"/>
+      <w:pPr>
+        <w:tabs>
+          <w:tab w:val="num" w:pos="6480"/>
+        </w:tabs>
+        <w:ind w:left="6480" w:hanging="360"/>
+      </w:pPr>
+      <w:rPr>
+        <w:rFonts w:ascii="Wingdings" w:hAnsi="Wingdings" w:hint="default"/>
+        <w:sz w:val="20"/>
+      </w:rPr>
+    </w:lvl>
+  </w:abstractNum>
+  <w:num w:numId="1" w16cid:durableId="974145034">
+    <w:abstractNumId w:val="1"/>
+  </w:num>
+  <w:num w:numId="2" w16cid:durableId="614602896">
+    <w:abstractNumId w:val="0"/>
+  </w:num>
+</w:numbering>
 </file>
 
 <file path=word/styles.xml><?xml version="1.0" encoding="utf-8"?>
@@ -1282,6 +5277,113 @@
       <w:szCs w:val="20"/>
     </w:rPr>
   </w:style>
+  <w:style w:type="character" w:styleId="ac">
+    <w:name w:val="Hyperlink"/>
+    <w:basedOn w:val="a0"/>
+    <w:uiPriority w:val="99"/>
+    <w:unhideWhenUsed/>
+    <w:rsid w:val="003778F3"/>
+    <w:rPr>
+      <w:color w:val="467886" w:themeColor="hyperlink"/>
+      <w:u w:val="single"/>
+    </w:rPr>
+  </w:style>
+  <w:style w:type="character" w:styleId="ad">
+    <w:name w:val="Unresolved Mention"/>
+    <w:basedOn w:val="a0"/>
+    <w:uiPriority w:val="99"/>
+    <w:semiHidden/>
+    <w:unhideWhenUsed/>
+    <w:rsid w:val="003778F3"/>
+    <w:rPr>
+      <w:color w:val="605E5C"/>
+      <w:shd w:val="clear" w:color="auto" w:fill="E1DFDD"/>
+    </w:rPr>
+  </w:style>
+  <w:style w:type="paragraph" w:styleId="ae">
+    <w:name w:val="TOC Heading"/>
+    <w:basedOn w:val="1"/>
+    <w:next w:val="a"/>
+    <w:uiPriority w:val="39"/>
+    <w:unhideWhenUsed/>
+    <w:qFormat/>
+    <w:rsid w:val="00A522C5"/>
+    <w:pPr>
+      <w:spacing w:before="240" w:after="0" w:line="360" w:lineRule="auto"/>
+      <w:outlineLvl w:val="9"/>
+    </w:pPr>
+    <w:rPr>
+      <w:rFonts w:ascii="Arial" w:hAnsi="Arial" w:cs="Arial"/>
+      <w:kern w:val="0"/>
+      <w:sz w:val="28"/>
+      <w:szCs w:val="32"/>
+      <w:lang w:eastAsia="ru-RU"/>
+      <w14:ligatures w14:val="none"/>
+    </w:rPr>
+  </w:style>
+  <w:style w:type="paragraph" w:styleId="11">
+    <w:name w:val="toc 1"/>
+    <w:basedOn w:val="a"/>
+    <w:next w:val="a"/>
+    <w:autoRedefine/>
+    <w:uiPriority w:val="39"/>
+    <w:unhideWhenUsed/>
+    <w:rsid w:val="00A522C5"/>
+    <w:pPr>
+      <w:spacing w:after="100"/>
+    </w:pPr>
+    <w:rPr>
+      <w:kern w:val="0"/>
+      <w14:ligatures w14:val="none"/>
+    </w:rPr>
+  </w:style>
+  <w:style w:type="paragraph" w:styleId="23">
+    <w:name w:val="toc 2"/>
+    <w:basedOn w:val="a"/>
+    <w:next w:val="a"/>
+    <w:autoRedefine/>
+    <w:uiPriority w:val="39"/>
+    <w:unhideWhenUsed/>
+    <w:rsid w:val="00A522C5"/>
+    <w:pPr>
+      <w:spacing w:after="100"/>
+      <w:ind w:left="220"/>
+    </w:pPr>
+    <w:rPr>
+      <w:kern w:val="0"/>
+      <w14:ligatures w14:val="none"/>
+    </w:rPr>
+  </w:style>
+  <w:style w:type="paragraph" w:styleId="af">
+    <w:name w:val="header"/>
+    <w:basedOn w:val="a"/>
+    <w:link w:val="af0"/>
+    <w:uiPriority w:val="99"/>
+    <w:unhideWhenUsed/>
+    <w:rsid w:val="00A522C5"/>
+    <w:pPr>
+      <w:tabs>
+        <w:tab w:val="center" w:pos="4677"/>
+        <w:tab w:val="right" w:pos="9355"/>
+      </w:tabs>
+      <w:spacing w:after="0" w:line="240" w:lineRule="auto"/>
+    </w:pPr>
+    <w:rPr>
+      <w:kern w:val="0"/>
+      <w14:ligatures w14:val="none"/>
+    </w:rPr>
+  </w:style>
+  <w:style w:type="character" w:customStyle="1" w:styleId="af0">
+    <w:name w:val="Верхний колонтитул Знак"/>
+    <w:basedOn w:val="a0"/>
+    <w:link w:val="af"/>
+    <w:uiPriority w:val="99"/>
+    <w:rsid w:val="00A522C5"/>
+    <w:rPr>
+      <w:kern w:val="0"/>
+      <w14:ligatures w14:val="none"/>
+    </w:rPr>
+  </w:style>
 </w:styles>
 </file>
 
